--- a/Mungkin Fix/3411211062_Muhammad Rizki Yanuar_TA.docx
+++ b/Mungkin Fix/3411211062_Muhammad Rizki Yanuar_TA.docx
@@ -6210,6 +6210,7 @@
         </w:rPr>
         <w:tab/>
       </w:r>
+      <w:bookmarkStart w:id="0" w:name="_Hlk198922938"/>
       <w:r>
         <w:rPr>
           <w:b w:val="0"/>
@@ -7317,6 +7318,7 @@
         </w:rPr>
         <w:t>.</w:t>
       </w:r>
+      <w:bookmarkEnd w:id="0"/>
     </w:p>
     <w:p>
       <w:pPr>
@@ -7333,6 +7335,7 @@
         </w:rPr>
         <w:tab/>
       </w:r>
+      <w:bookmarkStart w:id="1" w:name="_Hlk198923492"/>
       <w:proofErr w:type="spellStart"/>
       <w:r>
         <w:rPr>
@@ -9227,6 +9230,7 @@
         </w:rPr>
         <w:t xml:space="preserve"> </w:t>
       </w:r>
+      <w:bookmarkStart w:id="2" w:name="_Hlk198925174"/>
       <w:proofErr w:type="spellStart"/>
       <w:r>
         <w:rPr>
@@ -9604,6 +9608,7 @@
       <w:r>
         <w:t xml:space="preserve"> </w:t>
       </w:r>
+      <w:bookmarkEnd w:id="1"/>
       <w:r>
         <w:rPr>
           <w:b w:val="0"/>
@@ -10473,6 +10478,7 @@
         </w:rPr>
         <w:t>.</w:t>
       </w:r>
+      <w:bookmarkEnd w:id="2"/>
       <w:r>
         <w:rPr>
           <w:b w:val="0"/>
@@ -10721,6 +10727,7 @@
           <w:color w:val="000000"/>
         </w:rPr>
       </w:pPr>
+      <w:bookmarkStart w:id="3" w:name="_Hlk198924017"/>
       <w:r>
         <w:rPr>
           <w:b w:val="0"/>
@@ -11810,6 +11817,7 @@
         </w:rPr>
         <w:t>.</w:t>
       </w:r>
+      <w:bookmarkEnd w:id="3"/>
       <w:r>
         <w:rPr>
           <w:b w:val="0"/>
@@ -13010,6 +13018,7 @@
         </w:rPr>
         <w:t xml:space="preserve"> </w:t>
       </w:r>
+      <w:bookmarkStart w:id="4" w:name="_Hlk198924474"/>
       <w:r>
         <w:rPr>
           <w:b w:val="0"/>
@@ -13351,14 +13360,16 @@
         </w:rPr>
         <w:t>.</w:t>
       </w:r>
-      <w:r>
-        <w:rPr>
-          <w:b w:val="0"/>
-          <w:bCs w:val="0"/>
-          <w:color w:val="000000"/>
-        </w:rPr>
-        <w:t xml:space="preserve"> </w:t>
-      </w:r>
+      <w:bookmarkEnd w:id="4"/>
+      <w:r>
+        <w:rPr>
+          <w:b w:val="0"/>
+          <w:bCs w:val="0"/>
+          <w:color w:val="000000"/>
+        </w:rPr>
+        <w:t xml:space="preserve"> </w:t>
+      </w:r>
+      <w:bookmarkStart w:id="5" w:name="_Hlk198924521"/>
       <w:proofErr w:type="spellStart"/>
       <w:r>
         <w:rPr>
@@ -13636,6 +13647,7 @@
         </w:rPr>
         <w:t>rekomendasi</w:t>
       </w:r>
+      <w:bookmarkEnd w:id="5"/>
       <w:proofErr w:type="spellEnd"/>
       <w:r>
         <w:rPr>
@@ -15783,88 +15795,16 @@
         </w:rPr>
         <w:t xml:space="preserve"> </w:t>
       </w:r>
-      <w:proofErr w:type="spellStart"/>
-      <w:r>
-        <w:rPr>
-          <w:b w:val="0"/>
-          <w:bCs w:val="0"/>
-          <w:color w:val="000000"/>
-        </w:rPr>
-        <w:t>tradisional</w:t>
-      </w:r>
-      <w:proofErr w:type="spellEnd"/>
-      <w:r>
-        <w:rPr>
-          <w:b w:val="0"/>
-          <w:bCs w:val="0"/>
-          <w:color w:val="000000"/>
-        </w:rPr>
-        <w:t xml:space="preserve"> </w:t>
-      </w:r>
-      <w:proofErr w:type="spellStart"/>
-      <w:r>
-        <w:rPr>
-          <w:b w:val="0"/>
-          <w:bCs w:val="0"/>
-          <w:color w:val="000000"/>
-        </w:rPr>
-        <w:t>serta</w:t>
-      </w:r>
-      <w:proofErr w:type="spellEnd"/>
-      <w:r>
-        <w:rPr>
-          <w:b w:val="0"/>
-          <w:bCs w:val="0"/>
-          <w:color w:val="000000"/>
-        </w:rPr>
-        <w:t xml:space="preserve"> </w:t>
-      </w:r>
-      <w:proofErr w:type="spellStart"/>
-      <w:r>
-        <w:rPr>
-          <w:b w:val="0"/>
-          <w:bCs w:val="0"/>
-          <w:color w:val="000000"/>
-        </w:rPr>
-        <w:t>pendekatan</w:t>
-      </w:r>
-      <w:proofErr w:type="spellEnd"/>
-      <w:r>
-        <w:rPr>
-          <w:b w:val="0"/>
-          <w:bCs w:val="0"/>
-          <w:color w:val="000000"/>
-        </w:rPr>
-        <w:t xml:space="preserve"> deep learning </w:t>
-      </w:r>
-      <w:proofErr w:type="spellStart"/>
-      <w:r>
-        <w:rPr>
-          <w:b w:val="0"/>
-          <w:bCs w:val="0"/>
-          <w:color w:val="000000"/>
-        </w:rPr>
-        <w:t>lainnya</w:t>
-      </w:r>
-      <w:proofErr w:type="spellEnd"/>
-      <w:r>
-        <w:rPr>
-          <w:b w:val="0"/>
-          <w:bCs w:val="0"/>
-          <w:color w:val="000000"/>
-        </w:rPr>
-        <w:t xml:space="preserve"> </w:t>
-      </w:r>
-      <w:proofErr w:type="spellStart"/>
-      <w:r>
-        <w:rPr>
-          <w:b w:val="0"/>
-          <w:bCs w:val="0"/>
-          <w:color w:val="000000"/>
-        </w:rPr>
-        <w:t>untuk</w:t>
-      </w:r>
-      <w:proofErr w:type="spellEnd"/>
+      <w:r>
+        <w:rPr>
+          <w:b w:val="0"/>
+          <w:bCs w:val="0"/>
+          <w:i/>
+          <w:iCs/>
+          <w:color w:val="000000"/>
+        </w:rPr>
+        <w:t>uniform sampling</w:t>
+      </w:r>
       <w:r>
         <w:rPr>
           <w:b w:val="0"/>
@@ -18188,7 +18128,37 @@
           <w:b w:val="0"/>
           <w:bCs w:val="0"/>
         </w:rPr>
-        <w:t>Matrix Interaksi User-Item</w:t>
+        <w:t xml:space="preserve">Matrix Interaksi </w:t>
+      </w:r>
+      <w:proofErr w:type="spellStart"/>
+      <w:r>
+        <w:rPr>
+          <w:b w:val="0"/>
+          <w:bCs w:val="0"/>
+        </w:rPr>
+        <w:t>pengguna</w:t>
+      </w:r>
+      <w:proofErr w:type="spellEnd"/>
+      <w:r>
+        <w:rPr>
+          <w:b w:val="0"/>
+          <w:bCs w:val="0"/>
+        </w:rPr>
+        <w:t>-</w:t>
+      </w:r>
+      <w:r>
+        <w:rPr>
+          <w:b w:val="0"/>
+          <w:bCs w:val="0"/>
+        </w:rPr>
+        <w:t>i</w:t>
+      </w:r>
+      <w:r>
+        <w:rPr>
+          <w:b w:val="0"/>
+          <w:bCs w:val="0"/>
+        </w:rPr>
+        <w:t>tem</w:t>
       </w:r>
     </w:p>
     <w:p>
@@ -18794,7 +18764,7 @@
                 <w:bCs w:val="0"/>
               </w:rPr>
             </w:pPr>
-            <w:bookmarkStart w:id="0" w:name="_Hlk187791251"/>
+            <w:bookmarkStart w:id="6" w:name="_Hlk187791251"/>
             <m:oMathPara>
               <m:oMath>
                 <m:r>
@@ -18843,7 +18813,7 @@
                 </m:sSup>
               </m:oMath>
             </m:oMathPara>
-            <w:bookmarkEnd w:id="0"/>
+            <w:bookmarkEnd w:id="6"/>
           </w:p>
         </w:tc>
         <w:tc>
@@ -19114,6 +19084,32 @@
           <w:b w:val="0"/>
           <w:bCs w:val="0"/>
         </w:rPr>
+        <w:t>i</w:t>
+      </w:r>
+      <w:r>
+        <w:rPr>
+          <w:rFonts w:eastAsiaTheme="minorEastAsia"/>
+          <w:b w:val="0"/>
+          <w:bCs w:val="0"/>
+        </w:rPr>
+        <w:t>nteraksi</w:t>
+      </w:r>
+      <w:proofErr w:type="spellEnd"/>
+      <w:r>
+        <w:rPr>
+          <w:rFonts w:eastAsiaTheme="minorEastAsia"/>
+          <w:b w:val="0"/>
+          <w:bCs w:val="0"/>
+        </w:rPr>
+        <w:t xml:space="preserve"> </w:t>
+      </w:r>
+      <w:proofErr w:type="spellStart"/>
+      <w:r>
+        <w:rPr>
+          <w:rFonts w:eastAsiaTheme="minorEastAsia"/>
+          <w:b w:val="0"/>
+          <w:bCs w:val="0"/>
+        </w:rPr>
         <w:t>pengguna</w:t>
       </w:r>
       <w:proofErr w:type="spellEnd"/>
@@ -19251,6 +19247,7 @@
         </w:rPr>
         <w:t xml:space="preserve">, di mana </w:t>
       </w:r>
+      <w:bookmarkStart w:id="7" w:name="_Hlk198939964"/>
       <m:oMath>
         <m:sSub>
           <m:sSubPr>
@@ -19302,7 +19299,16 @@
           <w:b w:val="0"/>
           <w:bCs w:val="0"/>
         </w:rPr>
-        <w:t xml:space="preserve"> 1 yang mengindikasikan bahwa user </w:t>
+        <w:t xml:space="preserve"> </w:t>
+      </w:r>
+      <w:bookmarkEnd w:id="7"/>
+      <w:r>
+        <w:rPr>
+          <w:rFonts w:eastAsiaTheme="minorEastAsia"/>
+          <w:b w:val="0"/>
+          <w:bCs w:val="0"/>
+        </w:rPr>
+        <w:t xml:space="preserve">1 yang mengindikasikan bahwa user </w:t>
       </w:r>
       <m:oMath>
         <m:r>
@@ -20984,6 +20990,7 @@
                 <w:bCs w:val="0"/>
               </w:rPr>
             </w:pPr>
+            <w:bookmarkStart w:id="8" w:name="_Hlk198930451"/>
             <m:oMathPara>
               <m:oMath>
                 <m:r>
@@ -21055,6 +21062,7 @@
                 </m:r>
               </m:oMath>
             </m:oMathPara>
+            <w:bookmarkEnd w:id="8"/>
           </w:p>
         </w:tc>
         <w:tc>
@@ -23311,7 +23319,7 @@
         </w:rPr>
         <w:t xml:space="preserve"> dan item </w:t>
       </w:r>
-      <w:bookmarkStart w:id="1" w:name="_Hlk187592291"/>
+      <w:bookmarkStart w:id="9" w:name="_Hlk187592291"/>
       <m:oMath>
         <m:r>
           <m:rPr>
@@ -23323,7 +23331,7 @@
           <m:t>v</m:t>
         </m:r>
       </m:oMath>
-      <w:bookmarkEnd w:id="1"/>
+      <w:bookmarkEnd w:id="9"/>
       <w:r>
         <w:rPr>
           <w:rFonts w:eastAsiaTheme="minorEastAsia"/>
@@ -23765,7 +23773,7 @@
           <w:tcPr>
             <w:tcW w:w="5812" w:type="dxa"/>
           </w:tcPr>
-          <w:bookmarkStart w:id="2" w:name="_Hlk187831152"/>
+          <w:bookmarkStart w:id="10" w:name="_Hlk187831152"/>
           <w:p>
             <w:pPr>
               <w:pStyle w:val="Subjudul"/>
@@ -23834,7 +23842,7 @@
                 </m:r>
               </m:oMath>
             </m:oMathPara>
-            <w:bookmarkEnd w:id="2"/>
+            <w:bookmarkEnd w:id="10"/>
           </w:p>
         </w:tc>
         <w:tc>
@@ -24424,7 +24432,7 @@
           <w:tcPr>
             <w:tcW w:w="5670" w:type="dxa"/>
           </w:tcPr>
-          <w:bookmarkStart w:id="3" w:name="_Hlk190209662"/>
+          <w:bookmarkStart w:id="11" w:name="_Hlk190209662"/>
           <w:p>
             <w:pPr>
               <w:pStyle w:val="Subjudul"/>
@@ -24788,7 +24796,7 @@
                 </m:f>
               </m:oMath>
             </m:oMathPara>
-            <w:bookmarkEnd w:id="3"/>
+            <w:bookmarkEnd w:id="11"/>
           </w:p>
         </w:tc>
         <w:tc>
@@ -27225,7 +27233,7 @@
           <w:tcPr>
             <w:tcW w:w="5670" w:type="dxa"/>
           </w:tcPr>
-          <w:bookmarkStart w:id="4" w:name="_Hlk190217266"/>
+          <w:bookmarkStart w:id="12" w:name="_Hlk190217266"/>
           <w:p>
             <w:pPr>
               <w:pStyle w:val="Subjudul"/>
@@ -27383,7 +27391,7 @@
                 </m:r>
               </m:oMath>
             </m:oMathPara>
-            <w:bookmarkEnd w:id="4"/>
+            <w:bookmarkEnd w:id="12"/>
           </w:p>
         </w:tc>
         <w:tc>
@@ -28052,6 +28060,109 @@
                 <w:bCs w:val="0"/>
               </w:rPr>
             </w:pPr>
+            <w:r>
+              <w:rPr>
+                <w:b w:val="0"/>
+                <w:bCs w:val="0"/>
+              </w:rPr>
+              <w:t xml:space="preserve">Langkah yang </w:t>
+            </w:r>
+            <w:proofErr w:type="spellStart"/>
+            <w:r>
+              <w:rPr>
+                <w:b w:val="0"/>
+                <w:bCs w:val="0"/>
+              </w:rPr>
+              <w:t>diambil</w:t>
+            </w:r>
+            <w:proofErr w:type="spellEnd"/>
+            <w:r>
+              <w:rPr>
+                <w:b w:val="0"/>
+                <w:bCs w:val="0"/>
+              </w:rPr>
+              <w:t xml:space="preserve"> </w:t>
+            </w:r>
+            <w:proofErr w:type="spellStart"/>
+            <w:r>
+              <w:rPr>
+                <w:b w:val="0"/>
+                <w:bCs w:val="0"/>
+              </w:rPr>
+              <w:t>untuk</w:t>
+            </w:r>
+            <w:proofErr w:type="spellEnd"/>
+            <w:r>
+              <w:rPr>
+                <w:b w:val="0"/>
+                <w:bCs w:val="0"/>
+              </w:rPr>
+              <w:t xml:space="preserve"> </w:t>
+            </w:r>
+            <w:proofErr w:type="spellStart"/>
+            <w:r>
+              <w:rPr>
+                <w:b w:val="0"/>
+                <w:bCs w:val="0"/>
+              </w:rPr>
+              <w:t>memperbarui</w:t>
+            </w:r>
+            <w:proofErr w:type="spellEnd"/>
+            <w:r>
+              <w:rPr>
+                <w:b w:val="0"/>
+                <w:bCs w:val="0"/>
+              </w:rPr>
+              <w:t xml:space="preserve"> </w:t>
+            </w:r>
+            <w:proofErr w:type="spellStart"/>
+            <w:r>
+              <w:rPr>
+                <w:b w:val="0"/>
+                <w:bCs w:val="0"/>
+              </w:rPr>
+              <w:t>bobot</w:t>
+            </w:r>
+            <w:proofErr w:type="spellEnd"/>
+            <w:r>
+              <w:rPr>
+                <w:b w:val="0"/>
+                <w:bCs w:val="0"/>
+              </w:rPr>
+              <w:t xml:space="preserve"> model </w:t>
+            </w:r>
+            <w:proofErr w:type="spellStart"/>
+            <w:r>
+              <w:rPr>
+                <w:b w:val="0"/>
+                <w:bCs w:val="0"/>
+              </w:rPr>
+              <w:t>selama</w:t>
+            </w:r>
+            <w:proofErr w:type="spellEnd"/>
+            <w:r>
+              <w:rPr>
+                <w:b w:val="0"/>
+                <w:bCs w:val="0"/>
+              </w:rPr>
+              <w:t xml:space="preserve"> </w:t>
+            </w:r>
+            <w:proofErr w:type="spellStart"/>
+            <w:r>
+              <w:rPr>
+                <w:b w:val="0"/>
+                <w:bCs w:val="0"/>
+              </w:rPr>
+              <w:t>pelatihan</w:t>
+            </w:r>
+            <w:proofErr w:type="spellEnd"/>
+            <w:r>
+              <w:rPr>
+                <w:b w:val="0"/>
+                <w:bCs w:val="0"/>
+              </w:rPr>
+              <w:t>.</w:t>
+            </w:r>
           </w:p>
         </w:tc>
       </w:tr>
@@ -29705,6 +29816,7 @@
           <w:b w:val="0"/>
           <w:bCs w:val="0"/>
         </w:rPr>
+        <w:lastRenderedPageBreak/>
         <w:t>semakin</w:t>
       </w:r>
       <w:proofErr w:type="spellEnd"/>
@@ -29822,16 +29934,7 @@
           <w:b w:val="0"/>
           <w:bCs w:val="0"/>
         </w:rPr>
-        <w:t xml:space="preserve"> </w:t>
-      </w:r>
-      <w:r>
-        <w:rPr>
-          <w:rFonts w:eastAsiaTheme="minorEastAsia"/>
-          <w:b w:val="0"/>
-          <w:bCs w:val="0"/>
-        </w:rPr>
-        <w:lastRenderedPageBreak/>
-        <w:t xml:space="preserve">yang sangat </w:t>
+        <w:t xml:space="preserve"> yang sangat </w:t>
       </w:r>
       <w:proofErr w:type="spellStart"/>
       <w:r>
@@ -31220,6 +31323,7 @@
         </w:rPr>
         <w:t xml:space="preserve"> </w:t>
       </w:r>
+      <w:bookmarkStart w:id="13" w:name="_Hlk198925076"/>
       <w:r>
         <w:rPr>
           <w:b w:val="0"/>
@@ -31860,7 +31964,14 @@
         <w:rPr>
           <w:b w:val="0"/>
         </w:rPr>
-        <w:t xml:space="preserve">. Selain </w:t>
+        <w:t>.</w:t>
+      </w:r>
+      <w:bookmarkEnd w:id="13"/>
+      <w:r>
+        <w:rPr>
+          <w:b w:val="0"/>
+        </w:rPr>
+        <w:t xml:space="preserve"> Selain </w:t>
       </w:r>
       <w:proofErr w:type="spellStart"/>
       <w:r>
@@ -32451,17 +32562,70 @@
           <w:b w:val="0"/>
           <w:bCs w:val="0"/>
         </w:rPr>
-        <w:t xml:space="preserve"> 6000 users dan 4000 </w:t>
-      </w:r>
-      <w:proofErr w:type="gramStart"/>
-      <w:r>
-        <w:rPr>
-          <w:b w:val="0"/>
-          <w:bCs w:val="0"/>
-        </w:rPr>
-        <w:t>film</w:t>
-      </w:r>
-      <w:proofErr w:type="gramEnd"/>
+        <w:t xml:space="preserve"> 6000 users</w:t>
+      </w:r>
+      <w:r>
+        <w:rPr>
+          <w:b w:val="0"/>
+          <w:bCs w:val="0"/>
+        </w:rPr>
+        <w:t>,</w:t>
+      </w:r>
+      <w:r>
+        <w:rPr>
+          <w:b w:val="0"/>
+          <w:bCs w:val="0"/>
+        </w:rPr>
+        <w:t xml:space="preserve"> 4000 film</w:t>
+      </w:r>
+      <w:r>
+        <w:rPr>
+          <w:b w:val="0"/>
+          <w:bCs w:val="0"/>
+        </w:rPr>
+        <w:t xml:space="preserve">. 2 gender, 7 </w:t>
+      </w:r>
+      <w:proofErr w:type="spellStart"/>
+      <w:r>
+        <w:rPr>
+          <w:b w:val="0"/>
+          <w:bCs w:val="0"/>
+        </w:rPr>
+        <w:t>kelompok</w:t>
+      </w:r>
+      <w:proofErr w:type="spellEnd"/>
+      <w:r>
+        <w:rPr>
+          <w:b w:val="0"/>
+          <w:bCs w:val="0"/>
+        </w:rPr>
+        <w:t xml:space="preserve"> </w:t>
+      </w:r>
+      <w:proofErr w:type="spellStart"/>
+      <w:r>
+        <w:rPr>
+          <w:b w:val="0"/>
+          <w:bCs w:val="0"/>
+        </w:rPr>
+        <w:t>umur</w:t>
+      </w:r>
+      <w:proofErr w:type="spellEnd"/>
+      <w:r>
+        <w:rPr>
+          <w:b w:val="0"/>
+          <w:bCs w:val="0"/>
+        </w:rPr>
+        <w:t xml:space="preserve">, 21 </w:t>
+      </w:r>
+      <w:proofErr w:type="spellStart"/>
+      <w:r>
+        <w:rPr>
+          <w:b w:val="0"/>
+          <w:bCs w:val="0"/>
+        </w:rPr>
+        <w:t>pekerjaan</w:t>
+      </w:r>
+      <w:proofErr w:type="spellEnd"/>
       <w:r>
         <w:rPr>
           <w:b w:val="0"/>
@@ -33097,146 +33261,14 @@
           </w:p>
         </w:tc>
       </w:tr>
-      <w:tr>
-        <w:tc>
-          <w:tcPr>
-            <w:tcW w:w="510" w:type="dxa"/>
-          </w:tcPr>
-          <w:p>
-            <w:pPr>
-              <w:pStyle w:val="Subjudul"/>
-              <w:jc w:val="center"/>
-              <w:rPr>
-                <w:b w:val="0"/>
-                <w:bCs w:val="0"/>
-              </w:rPr>
-            </w:pPr>
-            <w:r>
-              <w:rPr>
-                <w:b w:val="0"/>
-                <w:bCs w:val="0"/>
-              </w:rPr>
-              <w:t>5</w:t>
-            </w:r>
-          </w:p>
-        </w:tc>
-        <w:tc>
-          <w:tcPr>
-            <w:tcW w:w="2462" w:type="dxa"/>
-          </w:tcPr>
-          <w:p>
-            <w:pPr>
-              <w:pStyle w:val="Subjudul"/>
-              <w:rPr>
-                <w:b w:val="0"/>
-                <w:bCs w:val="0"/>
-              </w:rPr>
-            </w:pPr>
-            <w:r>
-              <w:rPr>
-                <w:b w:val="0"/>
-                <w:bCs w:val="0"/>
-              </w:rPr>
-              <w:t>Zip-Code</w:t>
-            </w:r>
-          </w:p>
-        </w:tc>
-        <w:tc>
-          <w:tcPr>
-            <w:tcW w:w="4955" w:type="dxa"/>
-          </w:tcPr>
-          <w:p>
-            <w:pPr>
-              <w:pStyle w:val="Subjudul"/>
-              <w:rPr>
-                <w:b w:val="0"/>
-                <w:bCs w:val="0"/>
-              </w:rPr>
-            </w:pPr>
-            <w:proofErr w:type="spellStart"/>
-            <w:r>
-              <w:rPr>
-                <w:b w:val="0"/>
-                <w:bCs w:val="0"/>
-              </w:rPr>
-              <w:t>Merupakan</w:t>
-            </w:r>
-            <w:proofErr w:type="spellEnd"/>
-            <w:r>
-              <w:rPr>
-                <w:b w:val="0"/>
-                <w:bCs w:val="0"/>
-              </w:rPr>
-              <w:t xml:space="preserve"> </w:t>
-            </w:r>
-            <w:proofErr w:type="spellStart"/>
-            <w:r>
-              <w:rPr>
-                <w:b w:val="0"/>
-                <w:bCs w:val="0"/>
-              </w:rPr>
-              <w:t>atribut</w:t>
-            </w:r>
-            <w:proofErr w:type="spellEnd"/>
-            <w:r>
-              <w:rPr>
-                <w:b w:val="0"/>
-                <w:bCs w:val="0"/>
-              </w:rPr>
-              <w:t xml:space="preserve"> user yang </w:t>
-            </w:r>
-            <w:proofErr w:type="spellStart"/>
-            <w:r>
-              <w:rPr>
-                <w:b w:val="0"/>
-                <w:bCs w:val="0"/>
-              </w:rPr>
-              <w:t>berisikan</w:t>
-            </w:r>
-            <w:proofErr w:type="spellEnd"/>
-            <w:r>
-              <w:rPr>
-                <w:b w:val="0"/>
-                <w:bCs w:val="0"/>
-              </w:rPr>
-              <w:t xml:space="preserve"> </w:t>
-            </w:r>
-            <w:proofErr w:type="spellStart"/>
-            <w:r>
-              <w:rPr>
-                <w:b w:val="0"/>
-                <w:bCs w:val="0"/>
-              </w:rPr>
-              <w:t>lokasi</w:t>
-            </w:r>
-            <w:proofErr w:type="spellEnd"/>
-            <w:r>
-              <w:rPr>
-                <w:b w:val="0"/>
-                <w:bCs w:val="0"/>
-              </w:rPr>
-              <w:t xml:space="preserve"> </w:t>
-            </w:r>
-            <w:r>
-              <w:rPr>
-                <w:b w:val="0"/>
-                <w:bCs w:val="0"/>
-              </w:rPr>
-              <w:t xml:space="preserve">user </w:t>
-            </w:r>
-            <w:proofErr w:type="spellStart"/>
-            <w:r>
-              <w:rPr>
-                <w:b w:val="0"/>
-                <w:bCs w:val="0"/>
-              </w:rPr>
-              <w:t>menonton</w:t>
-            </w:r>
-            <w:proofErr w:type="spellEnd"/>
-          </w:p>
-        </w:tc>
-      </w:tr>
     </w:tbl>
+    <w:p>
+      <w:pPr>
+        <w:pStyle w:val="Caption"/>
+        <w:keepNext/>
+        <w:jc w:val="center"/>
+      </w:pPr>
+    </w:p>
     <w:p>
       <w:pPr>
         <w:pStyle w:val="Caption"/>
@@ -33451,7 +33483,6 @@
                 <w:b w:val="0"/>
                 <w:bCs w:val="0"/>
               </w:rPr>
-              <w:lastRenderedPageBreak/>
               <w:t>2</w:t>
             </w:r>
           </w:p>
@@ -33558,6 +33589,7 @@
                 <w:b w:val="0"/>
                 <w:bCs w:val="0"/>
               </w:rPr>
+              <w:lastRenderedPageBreak/>
               <w:t>3</w:t>
             </w:r>
           </w:p>
@@ -33647,6 +33679,12 @@
         </w:tc>
       </w:tr>
     </w:tbl>
+    <w:p>
+      <w:pPr>
+        <w:pStyle w:val="Caption"/>
+        <w:jc w:val="center"/>
+      </w:pPr>
+    </w:p>
     <w:p>
       <w:pPr>
         <w:pStyle w:val="Caption"/>
@@ -34150,10 +34188,10 @@
       <w:pPr>
         <w:pStyle w:val="Subjudul"/>
         <w:numPr>
-          <w:ilvl w:val="1"/>
-          <w:numId w:val="37"/>
+          <w:ilvl w:val="0"/>
+          <w:numId w:val="45"/>
         </w:numPr>
-        <w:ind w:left="426"/>
+        <w:ind w:left="709"/>
         <w:rPr>
           <w:rStyle w:val="SubjudulChar"/>
         </w:rPr>
@@ -34168,7 +34206,7 @@
     <w:p>
       <w:pPr>
         <w:pStyle w:val="Subjudul"/>
-        <w:ind w:firstLine="426"/>
+        <w:ind w:left="349" w:firstLine="360"/>
         <w:rPr>
           <w:rStyle w:val="SubjudulChar"/>
         </w:rPr>
@@ -34254,7 +34292,7 @@
         <w:rPr>
           <w:rStyle w:val="SubjudulChar"/>
         </w:rPr>
-        <w:t>nomor</w:t>
+        <w:t>kesamaan</w:t>
       </w:r>
       <w:proofErr w:type="spellEnd"/>
       <w:r>
@@ -34411,6 +34449,82 @@
         <w:t>tersebut</w:t>
       </w:r>
       <w:proofErr w:type="spellEnd"/>
+      <w:r>
+        <w:rPr>
+          <w:rStyle w:val="SubjudulChar"/>
+        </w:rPr>
+        <w:t xml:space="preserve"> </w:t>
+      </w:r>
+      <w:proofErr w:type="spellStart"/>
+      <w:r>
+        <w:rPr>
+          <w:rStyle w:val="SubjudulChar"/>
+        </w:rPr>
+        <w:t>serta</w:t>
+      </w:r>
+      <w:proofErr w:type="spellEnd"/>
+      <w:r>
+        <w:rPr>
+          <w:rStyle w:val="SubjudulChar"/>
+        </w:rPr>
+        <w:t xml:space="preserve"> </w:t>
+      </w:r>
+      <w:proofErr w:type="spellStart"/>
+      <w:r>
+        <w:rPr>
+          <w:rStyle w:val="SubjudulChar"/>
+        </w:rPr>
+        <w:t>nilai</w:t>
+      </w:r>
+      <w:proofErr w:type="spellEnd"/>
+      <w:r>
+        <w:rPr>
+          <w:rStyle w:val="SubjudulChar"/>
+        </w:rPr>
+        <w:t xml:space="preserve"> </w:t>
+      </w:r>
+      <w:proofErr w:type="spellStart"/>
+      <w:r>
+        <w:rPr>
+          <w:rStyle w:val="SubjudulChar"/>
+        </w:rPr>
+        <w:t>dari</w:t>
+      </w:r>
+      <w:proofErr w:type="spellEnd"/>
+      <w:r>
+        <w:rPr>
+          <w:rStyle w:val="SubjudulChar"/>
+        </w:rPr>
+        <w:t xml:space="preserve"> </w:t>
+      </w:r>
+      <w:proofErr w:type="spellStart"/>
+      <w:r>
+        <w:rPr>
+          <w:rStyle w:val="SubjudulChar"/>
+        </w:rPr>
+        <w:t>atribut</w:t>
+      </w:r>
+      <w:proofErr w:type="spellEnd"/>
+      <w:r>
+        <w:rPr>
+          <w:rStyle w:val="SubjudulChar"/>
+        </w:rPr>
+        <w:t xml:space="preserve"> yang </w:t>
+      </w:r>
+      <w:proofErr w:type="spellStart"/>
+      <w:r>
+        <w:rPr>
+          <w:rStyle w:val="SubjudulChar"/>
+        </w:rPr>
+        <w:t>dimiliki</w:t>
+      </w:r>
+      <w:proofErr w:type="spellEnd"/>
+      <w:r>
+        <w:rPr>
+          <w:rStyle w:val="SubjudulChar"/>
+        </w:rPr>
+        <w:t xml:space="preserve"> user dan juga film</w:t>
+      </w:r>
       <w:r>
         <w:rPr>
           <w:rStyle w:val="SubjudulChar"/>
@@ -34422,10 +34536,10 @@
       <w:pPr>
         <w:pStyle w:val="Subjudul"/>
         <w:numPr>
-          <w:ilvl w:val="1"/>
-          <w:numId w:val="37"/>
+          <w:ilvl w:val="0"/>
+          <w:numId w:val="45"/>
         </w:numPr>
-        <w:ind w:left="426"/>
+        <w:ind w:left="709"/>
         <w:rPr>
           <w:rStyle w:val="SubjudulChar"/>
         </w:rPr>
@@ -34440,7 +34554,7 @@
     <w:p>
       <w:pPr>
         <w:pStyle w:val="Subjudul"/>
-        <w:ind w:firstLine="426"/>
+        <w:ind w:left="349" w:firstLine="360"/>
         <w:rPr>
           <w:rStyle w:val="SubjudulChar"/>
         </w:rPr>
@@ -34498,9 +34612,21 @@
         <w:rPr>
           <w:rStyle w:val="SubjudulChar"/>
         </w:rPr>
-        <w:t>atribut</w:t>
-      </w:r>
-      <w:proofErr w:type="spellEnd"/>
+        <w:t>kolom</w:t>
+      </w:r>
+      <w:proofErr w:type="spellEnd"/>
+      <w:r>
+        <w:rPr>
+          <w:rStyle w:val="SubjudulChar"/>
+        </w:rPr>
+        <w:t xml:space="preserve"> gender dan genre film</w:t>
+      </w:r>
+      <w:r>
+        <w:rPr>
+          <w:rStyle w:val="SubjudulChar"/>
+        </w:rPr>
+        <w:t xml:space="preserve"> yang</w:t>
+      </w:r>
       <w:r>
         <w:rPr>
           <w:rStyle w:val="SubjudulChar"/>
@@ -34669,9 +34795,9 @@
           <w:noProof/>
         </w:rPr>
         <w:drawing>
-          <wp:inline distT="0" distB="0" distL="0" distR="0" wp14:anchorId="30A8DA22" wp14:editId="0FD85C70">
-            <wp:extent cx="2694305" cy="2119522"/>
-            <wp:effectExtent l="0" t="0" r="0" b="0"/>
+          <wp:inline distT="0" distB="0" distL="0" distR="0" wp14:anchorId="30A8DA22" wp14:editId="0BEF39B1">
+            <wp:extent cx="3112735" cy="2448687"/>
+            <wp:effectExtent l="0" t="0" r="0" b="8890"/>
             <wp:docPr id="972459740" name="Picture 1"/>
             <wp:cNvGraphicFramePr>
               <a:graphicFrameLocks xmlns:a="http://schemas.openxmlformats.org/drawingml/2006/main" noChangeAspect="1"/>
@@ -34699,7 +34825,7 @@
                   <pic:spPr bwMode="auto">
                     <a:xfrm>
                       <a:off x="0" y="0"/>
-                      <a:ext cx="2724234" cy="2143066"/>
+                      <a:ext cx="3152942" cy="2480316"/>
                     </a:xfrm>
                     <a:prstGeom prst="rect">
                       <a:avLst/>
@@ -35498,10 +35624,14 @@
       </w:r>
       <w:proofErr w:type="spellEnd"/>
       <w:r>
-        <w:t xml:space="preserve"> node </w:t>
-      </w:r>
-      <w:proofErr w:type="spellStart"/>
-      <w:r>
+        <w:t xml:space="preserve"> node</w:t>
+      </w:r>
+      <w:r>
+        <w:t xml:space="preserve"> </w:t>
+      </w:r>
+      <w:proofErr w:type="spellStart"/>
+      <w:r>
+        <w:lastRenderedPageBreak/>
         <w:t>ini</w:t>
       </w:r>
       <w:proofErr w:type="spellEnd"/>
@@ -35604,15 +35734,6 @@
       <w:r>
         <w:t>.</w:t>
       </w:r>
-    </w:p>
-    <w:p/>
-    <w:p>
-      <w:pPr>
-        <w:rPr>
-          <w:rFonts w:eastAsiaTheme="minorEastAsia"/>
-          <w:bCs/>
-        </w:rPr>
-      </w:pPr>
     </w:p>
     <w:p>
       <w:pPr>
@@ -35653,6 +35774,7 @@
           <w:bCs/>
         </w:rPr>
       </w:pPr>
+      <w:bookmarkStart w:id="14" w:name="_Hlk198930232"/>
       <w:proofErr w:type="spellStart"/>
       <w:r>
         <w:rPr>
@@ -35894,6 +36016,7 @@
         </w:rPr>
         <w:t xml:space="preserve"> mereprestasikan rating yang diberikan user ke-i terhadap film ke-j. Nilai rating tersebut digunakan untuk bobot relasi antar node user dan film.</w:t>
       </w:r>
+      <w:bookmarkEnd w:id="14"/>
     </w:p>
     <w:p>
       <w:pPr>
@@ -35934,6 +36057,7 @@
           <w:bCs/>
         </w:rPr>
       </w:pPr>
+      <w:bookmarkStart w:id="15" w:name="_Hlk198930274"/>
       <w:proofErr w:type="spellStart"/>
       <w:r>
         <w:rPr>
@@ -36092,6 +36216,7 @@
         </w:rPr>
         <w:t>:</w:t>
       </w:r>
+      <w:bookmarkEnd w:id="15"/>
     </w:p>
     <w:p>
       <w:pPr>
@@ -36142,6 +36267,7 @@
                 <w:bCs/>
               </w:rPr>
             </w:pPr>
+            <w:bookmarkStart w:id="16" w:name="_Hlk198930284"/>
             <w:r>
               <w:rPr>
                 <w:rFonts w:eastAsiaTheme="minorEastAsia"/>
@@ -36587,6 +36713,7 @@
         </w:tc>
       </w:tr>
     </w:tbl>
+    <w:bookmarkEnd w:id="16"/>
     <w:p>
       <w:r>
         <w:t xml:space="preserve">Triplet-triplet </w:t>
@@ -36823,87 +36950,65 @@
       </w:r>
       <w:proofErr w:type="spellStart"/>
       <w:r>
-        <w:t>selanjutnya</w:t>
-      </w:r>
-      <w:proofErr w:type="spellEnd"/>
-      <w:r>
-        <w:t xml:space="preserve"> </w:t>
-      </w:r>
-      <w:proofErr w:type="spellStart"/>
-      <w:r>
-        <w:t>dilakukan</w:t>
-      </w:r>
-      <w:proofErr w:type="spellEnd"/>
-      <w:r>
-        <w:t xml:space="preserve"> </w:t>
-      </w:r>
-      <w:r>
-        <w:rPr>
-          <w:i/>
-          <w:iCs/>
-        </w:rPr>
-        <w:t>splitting dataset</w:t>
-      </w:r>
-      <w:r>
-        <w:t xml:space="preserve"> </w:t>
-      </w:r>
-      <w:proofErr w:type="spellStart"/>
-      <w:r>
-        <w:t>menjadi</w:t>
-      </w:r>
-      <w:proofErr w:type="spellEnd"/>
-      <w:r>
-        <w:t xml:space="preserve"> 3 </w:t>
-      </w:r>
-      <w:proofErr w:type="spellStart"/>
-      <w:r>
-        <w:t>bagian</w:t>
-      </w:r>
-      <w:proofErr w:type="spellEnd"/>
-      <w:r>
-        <w:t xml:space="preserve">: </w:t>
-      </w:r>
-      <w:r>
-        <w:rPr>
-          <w:i/>
-          <w:iCs/>
-        </w:rPr>
-        <w:t>t</w:t>
-      </w:r>
-      <w:r>
-        <w:rPr>
-          <w:i/>
-          <w:iCs/>
-        </w:rPr>
-        <w:t>rain Data</w:t>
-      </w:r>
-      <w:r>
-        <w:t xml:space="preserve">: 80%, </w:t>
-      </w:r>
-      <w:r>
-        <w:rPr>
-          <w:i/>
-          <w:iCs/>
-        </w:rPr>
-        <w:t>validation data</w:t>
-      </w:r>
-      <w:r>
-        <w:t xml:space="preserve">: 10%, </w:t>
-      </w:r>
-      <w:r>
-        <w:rPr>
-          <w:i/>
-          <w:iCs/>
-        </w:rPr>
-        <w:t xml:space="preserve">test data: </w:t>
-      </w:r>
-      <w:r>
-        <w:t>10%</w:t>
+        <w:t>didapatkan</w:t>
+      </w:r>
+      <w:proofErr w:type="spellEnd"/>
+      <w:r>
+        <w:t xml:space="preserve"> </w:t>
+      </w:r>
+      <w:r>
+        <w:t>9.794</w:t>
+      </w:r>
+      <w:r>
+        <w:t xml:space="preserve"> </w:t>
+      </w:r>
+      <w:proofErr w:type="spellStart"/>
+      <w:r>
+        <w:t>Entitas</w:t>
+      </w:r>
+      <w:proofErr w:type="spellEnd"/>
+      <w:r>
+        <w:t xml:space="preserve">, 10 </w:t>
+      </w:r>
+      <w:proofErr w:type="spellStart"/>
+      <w:r>
+        <w:t>relasi</w:t>
+      </w:r>
+      <w:proofErr w:type="spellEnd"/>
+      <w:r>
+        <w:t xml:space="preserve"> </w:t>
+      </w:r>
+      <w:proofErr w:type="spellStart"/>
+      <w:r>
+        <w:t>atribut</w:t>
+      </w:r>
+      <w:proofErr w:type="spellEnd"/>
+      <w:r>
+        <w:t xml:space="preserve">, </w:t>
+      </w:r>
+      <w:r>
+        <w:t>1</w:t>
       </w:r>
       <w:r>
         <w:t>.</w:t>
       </w:r>
+      <w:r>
+        <w:t>000</w:t>
+      </w:r>
+      <w:r>
+        <w:t>.</w:t>
+      </w:r>
+      <w:r>
+        <w:t>209</w:t>
+      </w:r>
+      <w:r>
+        <w:t xml:space="preserve"> triple data</w:t>
+      </w:r>
+      <w:r>
+        <w:t>.</w:t>
+      </w:r>
     </w:p>
+    <w:p/>
     <w:p>
       <w:r>
         <w:t>7.4. Importance Sampling</w:t>
@@ -40270,6 +40375,13 @@
       <w:pPr>
         <w:rPr>
           <w:rFonts w:eastAsiaTheme="minorEastAsia"/>
+        </w:rPr>
+      </w:pPr>
+    </w:p>
+    <w:p>
+      <w:pPr>
+        <w:rPr>
+          <w:rFonts w:eastAsiaTheme="minorEastAsia"/>
           <w:b/>
           <w:bCs/>
         </w:rPr>
@@ -41010,6 +41122,13 @@
       <w:pPr>
         <w:rPr>
           <w:rFonts w:eastAsiaTheme="minorEastAsia"/>
+        </w:rPr>
+      </w:pPr>
+    </w:p>
+    <w:p>
+      <w:pPr>
+        <w:rPr>
+          <w:rFonts w:eastAsiaTheme="minorEastAsia"/>
           <w:b/>
           <w:bCs/>
         </w:rPr>
@@ -41318,14 +41437,6 @@
         </w:rPr>
         <w:t>:</w:t>
       </w:r>
-    </w:p>
-    <w:p>
-      <w:pPr>
-        <w:ind w:firstLine="567"/>
-        <w:rPr>
-          <w:rFonts w:eastAsiaTheme="minorEastAsia"/>
-        </w:rPr>
-      </w:pPr>
     </w:p>
     <w:p>
       <w:pPr>
@@ -41779,7 +41890,1534 @@
     </w:p>
     <w:p>
       <w:pPr>
-        <w:ind w:left="360"/>
+        <w:ind w:firstLine="720"/>
+      </w:pPr>
+      <w:r>
+        <w:t xml:space="preserve">Dataset </w:t>
+      </w:r>
+      <w:proofErr w:type="spellStart"/>
+      <w:r>
+        <w:t>dibagi</w:t>
+      </w:r>
+      <w:proofErr w:type="spellEnd"/>
+      <w:r>
+        <w:t xml:space="preserve"> </w:t>
+      </w:r>
+      <w:proofErr w:type="spellStart"/>
+      <w:r>
+        <w:t>menjadi</w:t>
+      </w:r>
+      <w:proofErr w:type="spellEnd"/>
+      <w:r>
+        <w:t xml:space="preserve"> </w:t>
+      </w:r>
+      <w:proofErr w:type="spellStart"/>
+      <w:r>
+        <w:t>tiga</w:t>
+      </w:r>
+      <w:proofErr w:type="spellEnd"/>
+      <w:r>
+        <w:t xml:space="preserve"> </w:t>
+      </w:r>
+      <w:proofErr w:type="spellStart"/>
+      <w:r>
+        <w:t>bagian</w:t>
+      </w:r>
+      <w:proofErr w:type="spellEnd"/>
+      <w:r>
+        <w:t xml:space="preserve">, </w:t>
+      </w:r>
+      <w:proofErr w:type="spellStart"/>
+      <w:r>
+        <w:t>yaitu</w:t>
+      </w:r>
+      <w:proofErr w:type="spellEnd"/>
+      <w:r>
+        <w:t xml:space="preserve"> </w:t>
+      </w:r>
+      <w:r>
+        <w:rPr>
+          <w:i/>
+          <w:iCs/>
+        </w:rPr>
+        <w:t>train</w:t>
+      </w:r>
+      <w:r>
+        <w:t xml:space="preserve">, </w:t>
+      </w:r>
+      <w:r>
+        <w:rPr>
+          <w:i/>
+          <w:iCs/>
+        </w:rPr>
+        <w:t>validation</w:t>
+      </w:r>
+      <w:r>
+        <w:t xml:space="preserve"> dan </w:t>
+      </w:r>
+      <w:r>
+        <w:rPr>
+          <w:i/>
+          <w:iCs/>
+        </w:rPr>
+        <w:t>tes</w:t>
+      </w:r>
+      <w:r>
+        <w:rPr>
+          <w:i/>
+          <w:iCs/>
+        </w:rPr>
+        <w:t xml:space="preserve">t </w:t>
+      </w:r>
+      <w:proofErr w:type="spellStart"/>
+      <w:r>
+        <w:t>dengan</w:t>
+      </w:r>
+      <w:proofErr w:type="spellEnd"/>
+      <w:r>
+        <w:t xml:space="preserve"> </w:t>
+      </w:r>
+      <w:proofErr w:type="spellStart"/>
+      <w:r>
+        <w:t>proporsi</w:t>
+      </w:r>
+      <w:proofErr w:type="spellEnd"/>
+      <w:r>
+        <w:t xml:space="preserve"> 80:10:10.</w:t>
+      </w:r>
+      <w:r>
+        <w:t xml:space="preserve"> Model </w:t>
+      </w:r>
+      <w:proofErr w:type="spellStart"/>
+      <w:r>
+        <w:t>awal</w:t>
+      </w:r>
+      <w:proofErr w:type="spellEnd"/>
+      <w:r>
+        <w:t xml:space="preserve"> </w:t>
+      </w:r>
+      <w:proofErr w:type="spellStart"/>
+      <w:r>
+        <w:t>dilatih</w:t>
+      </w:r>
+      <w:proofErr w:type="spellEnd"/>
+      <w:r>
+        <w:t xml:space="preserve"> dan </w:t>
+      </w:r>
+      <w:proofErr w:type="spellStart"/>
+      <w:r>
+        <w:t>dievaluasi</w:t>
+      </w:r>
+      <w:proofErr w:type="spellEnd"/>
+      <w:r>
+        <w:t xml:space="preserve"> </w:t>
+      </w:r>
+      <w:proofErr w:type="spellStart"/>
+      <w:r>
+        <w:t>terlebih</w:t>
+      </w:r>
+      <w:proofErr w:type="spellEnd"/>
+      <w:r>
+        <w:t xml:space="preserve"> </w:t>
+      </w:r>
+      <w:proofErr w:type="spellStart"/>
+      <w:r>
+        <w:t>dahulu</w:t>
+      </w:r>
+      <w:proofErr w:type="spellEnd"/>
+      <w:r>
+        <w:t xml:space="preserve"> </w:t>
+      </w:r>
+      <w:proofErr w:type="spellStart"/>
+      <w:r>
+        <w:t>menggunakan</w:t>
+      </w:r>
+      <w:proofErr w:type="spellEnd"/>
+      <w:r>
+        <w:t xml:space="preserve"> </w:t>
+      </w:r>
+      <w:r>
+        <w:rPr>
+          <w:i/>
+          <w:iCs/>
+        </w:rPr>
+        <w:t>data training</w:t>
+      </w:r>
+      <w:r>
+        <w:t xml:space="preserve">, dan </w:t>
+      </w:r>
+      <w:r>
+        <w:rPr>
+          <w:i/>
+          <w:iCs/>
+        </w:rPr>
+        <w:t>data validation</w:t>
+      </w:r>
+      <w:r>
+        <w:t xml:space="preserve"> </w:t>
+      </w:r>
+      <w:proofErr w:type="spellStart"/>
+      <w:r>
+        <w:t>sebagai</w:t>
+      </w:r>
+      <w:proofErr w:type="spellEnd"/>
+      <w:r>
+        <w:t xml:space="preserve"> </w:t>
+      </w:r>
+      <w:proofErr w:type="spellStart"/>
+      <w:r>
+        <w:t>evaluasi</w:t>
+      </w:r>
+      <w:proofErr w:type="spellEnd"/>
+      <w:r>
+        <w:t xml:space="preserve">, model </w:t>
+      </w:r>
+      <w:proofErr w:type="spellStart"/>
+      <w:r>
+        <w:t>awal</w:t>
+      </w:r>
+      <w:proofErr w:type="spellEnd"/>
+      <w:r>
+        <w:t xml:space="preserve"> </w:t>
+      </w:r>
+      <w:proofErr w:type="spellStart"/>
+      <w:r>
+        <w:t>akan</w:t>
+      </w:r>
+      <w:proofErr w:type="spellEnd"/>
+      <w:r>
+        <w:t xml:space="preserve"> </w:t>
+      </w:r>
+      <w:proofErr w:type="spellStart"/>
+      <w:r>
+        <w:t>menggunakan</w:t>
+      </w:r>
+      <w:proofErr w:type="spellEnd"/>
+      <w:r>
+        <w:t xml:space="preserve"> parameter </w:t>
+      </w:r>
+      <w:r>
+        <w:t xml:space="preserve">pada </w:t>
+      </w:r>
+      <w:proofErr w:type="spellStart"/>
+      <w:r>
+        <w:t>tabel</w:t>
+      </w:r>
+      <w:proofErr w:type="spellEnd"/>
+      <w:r>
+        <w:t xml:space="preserve"> 6.</w:t>
+      </w:r>
+    </w:p>
+    <w:p>
+      <w:pPr>
+        <w:pStyle w:val="Caption"/>
+        <w:keepNext/>
+        <w:jc w:val="center"/>
+      </w:pPr>
+      <w:r>
+        <w:t xml:space="preserve">Tabel </w:t>
+      </w:r>
+      <w:fldSimple w:instr=" SEQ Tabel \* ARABIC ">
+        <w:r>
+          <w:rPr>
+            <w:noProof/>
+          </w:rPr>
+          <w:t>6</w:t>
+        </w:r>
+      </w:fldSimple>
+      <w:r>
+        <w:t xml:space="preserve"> Parameter Model Awal</w:t>
+      </w:r>
+    </w:p>
+    <w:tbl>
+      <w:tblPr>
+        <w:tblStyle w:val="TableGrid"/>
+        <w:tblW w:w="0" w:type="auto"/>
+        <w:jc w:val="center"/>
+        <w:tblLook w:val="04A0" w:firstRow="1" w:lastRow="0" w:firstColumn="1" w:lastColumn="0" w:noHBand="0" w:noVBand="1"/>
+      </w:tblPr>
+      <w:tblGrid>
+        <w:gridCol w:w="3397"/>
+        <w:gridCol w:w="3119"/>
+      </w:tblGrid>
+      <w:tr>
+        <w:trPr>
+          <w:jc w:val="center"/>
+        </w:trPr>
+        <w:tc>
+          <w:tcPr>
+            <w:tcW w:w="3397" w:type="dxa"/>
+          </w:tcPr>
+          <w:p>
+            <w:pPr>
+              <w:jc w:val="center"/>
+              <w:rPr>
+                <w:b/>
+                <w:bCs/>
+              </w:rPr>
+            </w:pPr>
+            <w:r>
+              <w:rPr>
+                <w:b/>
+                <w:bCs/>
+              </w:rPr>
+              <w:t>Parameter</w:t>
+            </w:r>
+          </w:p>
+        </w:tc>
+        <w:tc>
+          <w:tcPr>
+            <w:tcW w:w="3119" w:type="dxa"/>
+          </w:tcPr>
+          <w:p>
+            <w:pPr>
+              <w:jc w:val="center"/>
+              <w:rPr>
+                <w:b/>
+                <w:bCs/>
+              </w:rPr>
+            </w:pPr>
+            <w:r>
+              <w:rPr>
+                <w:b/>
+                <w:bCs/>
+              </w:rPr>
+              <w:t>Nilai</w:t>
+            </w:r>
+          </w:p>
+        </w:tc>
+      </w:tr>
+      <w:tr>
+        <w:trPr>
+          <w:jc w:val="center"/>
+        </w:trPr>
+        <w:tc>
+          <w:tcPr>
+            <w:tcW w:w="3397" w:type="dxa"/>
+          </w:tcPr>
+          <w:p>
+            <w:pPr>
+              <w:jc w:val="center"/>
+            </w:pPr>
+            <w:r>
+              <w:t>Batch Size</w:t>
+            </w:r>
+          </w:p>
+        </w:tc>
+        <w:tc>
+          <w:tcPr>
+            <w:tcW w:w="3119" w:type="dxa"/>
+          </w:tcPr>
+          <w:p>
+            <w:pPr>
+              <w:jc w:val="center"/>
+            </w:pPr>
+            <w:r>
+              <w:t>128</w:t>
+            </w:r>
+          </w:p>
+        </w:tc>
+      </w:tr>
+      <w:tr>
+        <w:trPr>
+          <w:jc w:val="center"/>
+        </w:trPr>
+        <w:tc>
+          <w:tcPr>
+            <w:tcW w:w="3397" w:type="dxa"/>
+          </w:tcPr>
+          <w:p>
+            <w:pPr>
+              <w:jc w:val="center"/>
+            </w:pPr>
+            <w:r>
+              <w:t>Learning Rate</w:t>
+            </w:r>
+          </w:p>
+        </w:tc>
+        <w:tc>
+          <w:tcPr>
+            <w:tcW w:w="3119" w:type="dxa"/>
+          </w:tcPr>
+          <w:p>
+            <w:pPr>
+              <w:jc w:val="center"/>
+            </w:pPr>
+            <w:r>
+              <w:t>0.005</w:t>
+            </w:r>
+          </w:p>
+        </w:tc>
+      </w:tr>
+      <w:tr>
+        <w:trPr>
+          <w:jc w:val="center"/>
+        </w:trPr>
+        <w:tc>
+          <w:tcPr>
+            <w:tcW w:w="3397" w:type="dxa"/>
+          </w:tcPr>
+          <w:p>
+            <w:pPr>
+              <w:jc w:val="center"/>
+            </w:pPr>
+            <w:r>
+              <w:t>Weight Decay</w:t>
+            </w:r>
+          </w:p>
+        </w:tc>
+        <w:tc>
+          <w:tcPr>
+            <w:tcW w:w="3119" w:type="dxa"/>
+          </w:tcPr>
+          <w:p>
+            <w:pPr>
+              <w:jc w:val="center"/>
+            </w:pPr>
+            <w:r>
+              <w:t>0.0001</w:t>
+            </w:r>
+          </w:p>
+        </w:tc>
+      </w:tr>
+      <w:tr>
+        <w:trPr>
+          <w:jc w:val="center"/>
+        </w:trPr>
+        <w:tc>
+          <w:tcPr>
+            <w:tcW w:w="3397" w:type="dxa"/>
+          </w:tcPr>
+          <w:p>
+            <w:pPr>
+              <w:jc w:val="center"/>
+            </w:pPr>
+            <w:r>
+              <w:t>Embedding Size</w:t>
+            </w:r>
+          </w:p>
+        </w:tc>
+        <w:tc>
+          <w:tcPr>
+            <w:tcW w:w="3119" w:type="dxa"/>
+          </w:tcPr>
+          <w:p>
+            <w:pPr>
+              <w:jc w:val="center"/>
+            </w:pPr>
+            <w:r>
+              <w:t>64</w:t>
+            </w:r>
+          </w:p>
+        </w:tc>
+      </w:tr>
+      <w:tr>
+        <w:trPr>
+          <w:jc w:val="center"/>
+        </w:trPr>
+        <w:tc>
+          <w:tcPr>
+            <w:tcW w:w="3397" w:type="dxa"/>
+          </w:tcPr>
+          <w:p>
+            <w:pPr>
+              <w:jc w:val="center"/>
+            </w:pPr>
+            <w:r>
+              <w:t>Model Layers</w:t>
+            </w:r>
+          </w:p>
+        </w:tc>
+        <w:tc>
+          <w:tcPr>
+            <w:tcW w:w="3119" w:type="dxa"/>
+          </w:tcPr>
+          <w:p>
+            <w:pPr>
+              <w:jc w:val="center"/>
+            </w:pPr>
+            <w:r>
+              <w:t>2</w:t>
+            </w:r>
+          </w:p>
+        </w:tc>
+      </w:tr>
+    </w:tbl>
+    <w:p>
+      <w:pPr>
+        <w:tabs>
+          <w:tab w:val="left" w:pos="5652"/>
+        </w:tabs>
+      </w:pPr>
+    </w:p>
+    <w:p>
+      <w:pPr>
+        <w:tabs>
+          <w:tab w:val="left" w:pos="5652"/>
+        </w:tabs>
+        <w:ind w:firstLine="709"/>
+      </w:pPr>
+      <w:r>
+        <w:t xml:space="preserve">Model </w:t>
+      </w:r>
+      <w:proofErr w:type="spellStart"/>
+      <w:r>
+        <w:t>dilatih</w:t>
+      </w:r>
+      <w:proofErr w:type="spellEnd"/>
+      <w:r>
+        <w:t xml:space="preserve"> </w:t>
+      </w:r>
+      <w:proofErr w:type="spellStart"/>
+      <w:r>
+        <w:t>sebanyak</w:t>
+      </w:r>
+      <w:proofErr w:type="spellEnd"/>
+      <w:r>
+        <w:t xml:space="preserve"> 10 epoch </w:t>
+      </w:r>
+      <w:proofErr w:type="spellStart"/>
+      <w:r>
+        <w:t>dengan</w:t>
+      </w:r>
+      <w:proofErr w:type="spellEnd"/>
+      <w:r>
+        <w:t xml:space="preserve"> </w:t>
+      </w:r>
+      <w:proofErr w:type="spellStart"/>
+      <w:r>
+        <w:t>menghasilkan</w:t>
+      </w:r>
+      <w:proofErr w:type="spellEnd"/>
+      <w:r>
+        <w:t xml:space="preserve"> </w:t>
+      </w:r>
+      <w:proofErr w:type="spellStart"/>
+      <w:r>
+        <w:t>sebanyak</w:t>
+      </w:r>
+      <w:proofErr w:type="spellEnd"/>
+      <w:r>
+        <w:t xml:space="preserve"> k = 20 item </w:t>
+      </w:r>
+      <w:proofErr w:type="spellStart"/>
+      <w:r>
+        <w:t>rekomendasi</w:t>
+      </w:r>
+      <w:proofErr w:type="spellEnd"/>
+      <w:r>
+        <w:t xml:space="preserve"> pada </w:t>
+      </w:r>
+      <w:proofErr w:type="spellStart"/>
+      <w:r>
+        <w:t>setiap</w:t>
+      </w:r>
+      <w:proofErr w:type="spellEnd"/>
+      <w:r>
+        <w:t xml:space="preserve"> </w:t>
+      </w:r>
+      <w:proofErr w:type="spellStart"/>
+      <w:r>
+        <w:t>iterasi</w:t>
+      </w:r>
+      <w:proofErr w:type="spellEnd"/>
+      <w:r>
+        <w:t xml:space="preserve"> </w:t>
+      </w:r>
+      <w:proofErr w:type="spellStart"/>
+      <w:r>
+        <w:t>evaluasi</w:t>
+      </w:r>
+      <w:proofErr w:type="spellEnd"/>
+      <w:r>
+        <w:t xml:space="preserve">. </w:t>
+      </w:r>
+      <w:proofErr w:type="spellStart"/>
+      <w:r>
+        <w:t>Penelitian</w:t>
+      </w:r>
+      <w:proofErr w:type="spellEnd"/>
+      <w:r>
+        <w:t xml:space="preserve"> </w:t>
+      </w:r>
+      <w:proofErr w:type="spellStart"/>
+      <w:r>
+        <w:t>ini</w:t>
+      </w:r>
+      <w:proofErr w:type="spellEnd"/>
+      <w:r>
+        <w:t xml:space="preserve"> juga </w:t>
+      </w:r>
+      <w:proofErr w:type="spellStart"/>
+      <w:r>
+        <w:t>membandingkan</w:t>
+      </w:r>
+      <w:proofErr w:type="spellEnd"/>
+      <w:r>
+        <w:t xml:space="preserve"> dua </w:t>
+      </w:r>
+      <w:proofErr w:type="spellStart"/>
+      <w:r>
+        <w:t>teknik</w:t>
+      </w:r>
+      <w:proofErr w:type="spellEnd"/>
+      <w:r>
+        <w:t xml:space="preserve"> sampling, </w:t>
+      </w:r>
+      <w:r>
+        <w:rPr>
+          <w:i/>
+          <w:iCs/>
+        </w:rPr>
+        <w:t xml:space="preserve">importance sampling </w:t>
+      </w:r>
+      <w:r>
+        <w:t xml:space="preserve">dan </w:t>
+      </w:r>
+      <w:r>
+        <w:rPr>
+          <w:i/>
+          <w:iCs/>
+        </w:rPr>
+        <w:t>uniform sampling</w:t>
+      </w:r>
+      <w:r>
+        <w:t>,</w:t>
+      </w:r>
+      <w:r>
+        <w:t xml:space="preserve"> </w:t>
+      </w:r>
+      <w:proofErr w:type="spellStart"/>
+      <w:r>
+        <w:t>untuk</w:t>
+      </w:r>
+      <w:proofErr w:type="spellEnd"/>
+      <w:r>
+        <w:t xml:space="preserve"> </w:t>
+      </w:r>
+      <w:proofErr w:type="spellStart"/>
+      <w:r>
+        <w:t>mengevaluasi</w:t>
+      </w:r>
+      <w:proofErr w:type="spellEnd"/>
+      <w:r>
+        <w:t xml:space="preserve"> </w:t>
+      </w:r>
+      <w:proofErr w:type="spellStart"/>
+      <w:r>
+        <w:t>efisiensi</w:t>
+      </w:r>
+      <w:proofErr w:type="spellEnd"/>
+      <w:r>
+        <w:t xml:space="preserve"> </w:t>
+      </w:r>
+      <w:proofErr w:type="spellStart"/>
+      <w:r>
+        <w:t>pelatihan</w:t>
+      </w:r>
+      <w:proofErr w:type="spellEnd"/>
+      <w:r>
+        <w:t xml:space="preserve"> model</w:t>
+      </w:r>
+      <w:r>
+        <w:t xml:space="preserve">. Hasil </w:t>
+      </w:r>
+      <w:proofErr w:type="spellStart"/>
+      <w:r>
+        <w:t>waktu</w:t>
+      </w:r>
+      <w:proofErr w:type="spellEnd"/>
+      <w:r>
+        <w:t xml:space="preserve"> </w:t>
+      </w:r>
+      <w:proofErr w:type="spellStart"/>
+      <w:r>
+        <w:t>pelatihan</w:t>
+      </w:r>
+      <w:proofErr w:type="spellEnd"/>
+      <w:r>
+        <w:t xml:space="preserve"> per epoch pada masing-masing </w:t>
+      </w:r>
+      <w:proofErr w:type="spellStart"/>
+      <w:r>
+        <w:t>teknik</w:t>
+      </w:r>
+      <w:proofErr w:type="spellEnd"/>
+      <w:r>
+        <w:t xml:space="preserve"> sampling </w:t>
+      </w:r>
+      <w:proofErr w:type="spellStart"/>
+      <w:r>
+        <w:t>disajikan</w:t>
+      </w:r>
+      <w:proofErr w:type="spellEnd"/>
+      <w:r>
+        <w:t xml:space="preserve"> pada </w:t>
+      </w:r>
+      <w:proofErr w:type="spellStart"/>
+      <w:r>
+        <w:t>tabel</w:t>
+      </w:r>
+      <w:proofErr w:type="spellEnd"/>
+      <w:r>
+        <w:t xml:space="preserve"> 7.</w:t>
+      </w:r>
+    </w:p>
+    <w:tbl>
+      <w:tblPr>
+        <w:tblStyle w:val="TableGrid"/>
+        <w:tblW w:w="0" w:type="auto"/>
+        <w:tblInd w:w="823" w:type="dxa"/>
+        <w:tblLook w:val="04A0" w:firstRow="1" w:lastRow="0" w:firstColumn="1" w:lastColumn="0" w:noHBand="0" w:noVBand="1"/>
+      </w:tblPr>
+      <w:tblGrid>
+        <w:gridCol w:w="1129"/>
+        <w:gridCol w:w="1560"/>
+        <w:gridCol w:w="1275"/>
+        <w:gridCol w:w="1276"/>
+        <w:gridCol w:w="1418"/>
+      </w:tblGrid>
+      <w:tr>
+        <w:tc>
+          <w:tcPr>
+            <w:tcW w:w="1129" w:type="dxa"/>
+            <w:vMerge w:val="restart"/>
+          </w:tcPr>
+          <w:p>
+            <w:pPr>
+              <w:tabs>
+                <w:tab w:val="left" w:pos="5652"/>
+              </w:tabs>
+              <w:jc w:val="center"/>
+            </w:pPr>
+            <w:r>
+              <w:t>Epoch</w:t>
+            </w:r>
+          </w:p>
+        </w:tc>
+        <w:tc>
+          <w:tcPr>
+            <w:tcW w:w="2835" w:type="dxa"/>
+            <w:gridSpan w:val="2"/>
+          </w:tcPr>
+          <w:p>
+            <w:pPr>
+              <w:tabs>
+                <w:tab w:val="left" w:pos="5652"/>
+              </w:tabs>
+              <w:jc w:val="center"/>
+            </w:pPr>
+            <w:r>
+              <w:t>Importance Sampling</w:t>
+            </w:r>
+          </w:p>
+        </w:tc>
+        <w:tc>
+          <w:tcPr>
+            <w:tcW w:w="2694" w:type="dxa"/>
+            <w:gridSpan w:val="2"/>
+          </w:tcPr>
+          <w:p>
+            <w:pPr>
+              <w:tabs>
+                <w:tab w:val="left" w:pos="5652"/>
+              </w:tabs>
+              <w:jc w:val="center"/>
+            </w:pPr>
+            <w:r>
+              <w:t>Uniform Sampling</w:t>
+            </w:r>
+          </w:p>
+        </w:tc>
+      </w:tr>
+      <w:tr>
+        <w:tc>
+          <w:tcPr>
+            <w:tcW w:w="1129" w:type="dxa"/>
+            <w:vMerge/>
+          </w:tcPr>
+          <w:p>
+            <w:pPr>
+              <w:tabs>
+                <w:tab w:val="left" w:pos="5652"/>
+              </w:tabs>
+              <w:jc w:val="center"/>
+            </w:pPr>
+          </w:p>
+        </w:tc>
+        <w:tc>
+          <w:tcPr>
+            <w:tcW w:w="1560" w:type="dxa"/>
+          </w:tcPr>
+          <w:p>
+            <w:pPr>
+              <w:tabs>
+                <w:tab w:val="left" w:pos="5652"/>
+              </w:tabs>
+              <w:jc w:val="center"/>
+            </w:pPr>
+            <w:r>
+              <w:t>Waktu</w:t>
+            </w:r>
+          </w:p>
+        </w:tc>
+        <w:tc>
+          <w:tcPr>
+            <w:tcW w:w="1275" w:type="dxa"/>
+          </w:tcPr>
+          <w:p>
+            <w:pPr>
+              <w:tabs>
+                <w:tab w:val="left" w:pos="5652"/>
+              </w:tabs>
+              <w:jc w:val="center"/>
+            </w:pPr>
+            <w:r>
+              <w:t>AUC</w:t>
+            </w:r>
+          </w:p>
+        </w:tc>
+        <w:tc>
+          <w:tcPr>
+            <w:tcW w:w="1276" w:type="dxa"/>
+          </w:tcPr>
+          <w:p>
+            <w:pPr>
+              <w:tabs>
+                <w:tab w:val="left" w:pos="5652"/>
+              </w:tabs>
+              <w:jc w:val="center"/>
+            </w:pPr>
+            <w:r>
+              <w:t>Waktu</w:t>
+            </w:r>
+          </w:p>
+        </w:tc>
+        <w:tc>
+          <w:tcPr>
+            <w:tcW w:w="1418" w:type="dxa"/>
+          </w:tcPr>
+          <w:p>
+            <w:pPr>
+              <w:tabs>
+                <w:tab w:val="left" w:pos="5652"/>
+              </w:tabs>
+              <w:jc w:val="center"/>
+            </w:pPr>
+            <w:r>
+              <w:t>AUC</w:t>
+            </w:r>
+          </w:p>
+        </w:tc>
+      </w:tr>
+      <w:tr>
+        <w:tc>
+          <w:tcPr>
+            <w:tcW w:w="1129" w:type="dxa"/>
+          </w:tcPr>
+          <w:p>
+            <w:pPr>
+              <w:tabs>
+                <w:tab w:val="left" w:pos="5652"/>
+              </w:tabs>
+              <w:jc w:val="center"/>
+            </w:pPr>
+            <w:r>
+              <w:t>1</w:t>
+            </w:r>
+          </w:p>
+        </w:tc>
+        <w:tc>
+          <w:tcPr>
+            <w:tcW w:w="1560" w:type="dxa"/>
+          </w:tcPr>
+          <w:p>
+            <w:pPr>
+              <w:tabs>
+                <w:tab w:val="left" w:pos="5652"/>
+              </w:tabs>
+              <w:jc w:val="center"/>
+            </w:pPr>
+          </w:p>
+        </w:tc>
+        <w:tc>
+          <w:tcPr>
+            <w:tcW w:w="1275" w:type="dxa"/>
+          </w:tcPr>
+          <w:p>
+            <w:pPr>
+              <w:tabs>
+                <w:tab w:val="left" w:pos="5652"/>
+              </w:tabs>
+              <w:jc w:val="center"/>
+            </w:pPr>
+          </w:p>
+        </w:tc>
+        <w:tc>
+          <w:tcPr>
+            <w:tcW w:w="1276" w:type="dxa"/>
+          </w:tcPr>
+          <w:p>
+            <w:pPr>
+              <w:tabs>
+                <w:tab w:val="left" w:pos="5652"/>
+              </w:tabs>
+              <w:jc w:val="center"/>
+            </w:pPr>
+          </w:p>
+        </w:tc>
+        <w:tc>
+          <w:tcPr>
+            <w:tcW w:w="1418" w:type="dxa"/>
+          </w:tcPr>
+          <w:p>
+            <w:pPr>
+              <w:tabs>
+                <w:tab w:val="left" w:pos="5652"/>
+              </w:tabs>
+              <w:jc w:val="center"/>
+            </w:pPr>
+          </w:p>
+        </w:tc>
+      </w:tr>
+      <w:tr>
+        <w:tc>
+          <w:tcPr>
+            <w:tcW w:w="1129" w:type="dxa"/>
+          </w:tcPr>
+          <w:p>
+            <w:pPr>
+              <w:tabs>
+                <w:tab w:val="left" w:pos="5652"/>
+              </w:tabs>
+              <w:jc w:val="center"/>
+            </w:pPr>
+            <w:r>
+              <w:t>2</w:t>
+            </w:r>
+          </w:p>
+        </w:tc>
+        <w:tc>
+          <w:tcPr>
+            <w:tcW w:w="1560" w:type="dxa"/>
+          </w:tcPr>
+          <w:p>
+            <w:pPr>
+              <w:tabs>
+                <w:tab w:val="left" w:pos="5652"/>
+              </w:tabs>
+              <w:jc w:val="center"/>
+            </w:pPr>
+          </w:p>
+        </w:tc>
+        <w:tc>
+          <w:tcPr>
+            <w:tcW w:w="1275" w:type="dxa"/>
+          </w:tcPr>
+          <w:p>
+            <w:pPr>
+              <w:tabs>
+                <w:tab w:val="left" w:pos="5652"/>
+              </w:tabs>
+              <w:jc w:val="center"/>
+            </w:pPr>
+          </w:p>
+        </w:tc>
+        <w:tc>
+          <w:tcPr>
+            <w:tcW w:w="1276" w:type="dxa"/>
+          </w:tcPr>
+          <w:p>
+            <w:pPr>
+              <w:tabs>
+                <w:tab w:val="left" w:pos="5652"/>
+              </w:tabs>
+              <w:jc w:val="center"/>
+            </w:pPr>
+          </w:p>
+        </w:tc>
+        <w:tc>
+          <w:tcPr>
+            <w:tcW w:w="1418" w:type="dxa"/>
+          </w:tcPr>
+          <w:p>
+            <w:pPr>
+              <w:tabs>
+                <w:tab w:val="left" w:pos="5652"/>
+              </w:tabs>
+              <w:jc w:val="center"/>
+            </w:pPr>
+          </w:p>
+        </w:tc>
+      </w:tr>
+      <w:tr>
+        <w:tc>
+          <w:tcPr>
+            <w:tcW w:w="1129" w:type="dxa"/>
+          </w:tcPr>
+          <w:p>
+            <w:pPr>
+              <w:tabs>
+                <w:tab w:val="left" w:pos="5652"/>
+              </w:tabs>
+              <w:jc w:val="center"/>
+            </w:pPr>
+            <w:r>
+              <w:t>3</w:t>
+            </w:r>
+          </w:p>
+        </w:tc>
+        <w:tc>
+          <w:tcPr>
+            <w:tcW w:w="1560" w:type="dxa"/>
+          </w:tcPr>
+          <w:p>
+            <w:pPr>
+              <w:tabs>
+                <w:tab w:val="left" w:pos="5652"/>
+              </w:tabs>
+              <w:jc w:val="center"/>
+            </w:pPr>
+          </w:p>
+        </w:tc>
+        <w:tc>
+          <w:tcPr>
+            <w:tcW w:w="1275" w:type="dxa"/>
+          </w:tcPr>
+          <w:p>
+            <w:pPr>
+              <w:tabs>
+                <w:tab w:val="left" w:pos="5652"/>
+              </w:tabs>
+              <w:jc w:val="center"/>
+            </w:pPr>
+          </w:p>
+        </w:tc>
+        <w:tc>
+          <w:tcPr>
+            <w:tcW w:w="1276" w:type="dxa"/>
+          </w:tcPr>
+          <w:p>
+            <w:pPr>
+              <w:tabs>
+                <w:tab w:val="left" w:pos="5652"/>
+              </w:tabs>
+              <w:jc w:val="center"/>
+            </w:pPr>
+          </w:p>
+        </w:tc>
+        <w:tc>
+          <w:tcPr>
+            <w:tcW w:w="1418" w:type="dxa"/>
+          </w:tcPr>
+          <w:p>
+            <w:pPr>
+              <w:tabs>
+                <w:tab w:val="left" w:pos="5652"/>
+              </w:tabs>
+              <w:jc w:val="center"/>
+            </w:pPr>
+          </w:p>
+        </w:tc>
+      </w:tr>
+      <w:tr>
+        <w:tc>
+          <w:tcPr>
+            <w:tcW w:w="1129" w:type="dxa"/>
+          </w:tcPr>
+          <w:p>
+            <w:pPr>
+              <w:tabs>
+                <w:tab w:val="left" w:pos="5652"/>
+              </w:tabs>
+              <w:jc w:val="center"/>
+            </w:pPr>
+            <w:r>
+              <w:t>4</w:t>
+            </w:r>
+          </w:p>
+        </w:tc>
+        <w:tc>
+          <w:tcPr>
+            <w:tcW w:w="1560" w:type="dxa"/>
+          </w:tcPr>
+          <w:p>
+            <w:pPr>
+              <w:tabs>
+                <w:tab w:val="left" w:pos="5652"/>
+              </w:tabs>
+              <w:jc w:val="center"/>
+            </w:pPr>
+          </w:p>
+        </w:tc>
+        <w:tc>
+          <w:tcPr>
+            <w:tcW w:w="1275" w:type="dxa"/>
+          </w:tcPr>
+          <w:p>
+            <w:pPr>
+              <w:tabs>
+                <w:tab w:val="left" w:pos="5652"/>
+              </w:tabs>
+              <w:jc w:val="center"/>
+            </w:pPr>
+          </w:p>
+        </w:tc>
+        <w:tc>
+          <w:tcPr>
+            <w:tcW w:w="1276" w:type="dxa"/>
+          </w:tcPr>
+          <w:p>
+            <w:pPr>
+              <w:tabs>
+                <w:tab w:val="left" w:pos="5652"/>
+              </w:tabs>
+              <w:jc w:val="center"/>
+            </w:pPr>
+          </w:p>
+        </w:tc>
+        <w:tc>
+          <w:tcPr>
+            <w:tcW w:w="1418" w:type="dxa"/>
+          </w:tcPr>
+          <w:p>
+            <w:pPr>
+              <w:tabs>
+                <w:tab w:val="left" w:pos="5652"/>
+              </w:tabs>
+              <w:jc w:val="center"/>
+            </w:pPr>
+          </w:p>
+        </w:tc>
+      </w:tr>
+      <w:tr>
+        <w:tc>
+          <w:tcPr>
+            <w:tcW w:w="1129" w:type="dxa"/>
+          </w:tcPr>
+          <w:p>
+            <w:pPr>
+              <w:tabs>
+                <w:tab w:val="left" w:pos="5652"/>
+              </w:tabs>
+              <w:jc w:val="center"/>
+            </w:pPr>
+            <w:r>
+              <w:t>5</w:t>
+            </w:r>
+          </w:p>
+        </w:tc>
+        <w:tc>
+          <w:tcPr>
+            <w:tcW w:w="1560" w:type="dxa"/>
+          </w:tcPr>
+          <w:p>
+            <w:pPr>
+              <w:tabs>
+                <w:tab w:val="left" w:pos="5652"/>
+              </w:tabs>
+              <w:jc w:val="center"/>
+            </w:pPr>
+          </w:p>
+        </w:tc>
+        <w:tc>
+          <w:tcPr>
+            <w:tcW w:w="1275" w:type="dxa"/>
+          </w:tcPr>
+          <w:p>
+            <w:pPr>
+              <w:tabs>
+                <w:tab w:val="left" w:pos="5652"/>
+              </w:tabs>
+              <w:jc w:val="center"/>
+            </w:pPr>
+          </w:p>
+        </w:tc>
+        <w:tc>
+          <w:tcPr>
+            <w:tcW w:w="1276" w:type="dxa"/>
+          </w:tcPr>
+          <w:p>
+            <w:pPr>
+              <w:tabs>
+                <w:tab w:val="left" w:pos="5652"/>
+              </w:tabs>
+              <w:jc w:val="center"/>
+            </w:pPr>
+          </w:p>
+        </w:tc>
+        <w:tc>
+          <w:tcPr>
+            <w:tcW w:w="1418" w:type="dxa"/>
+          </w:tcPr>
+          <w:p>
+            <w:pPr>
+              <w:tabs>
+                <w:tab w:val="left" w:pos="5652"/>
+              </w:tabs>
+              <w:jc w:val="center"/>
+            </w:pPr>
+          </w:p>
+        </w:tc>
+      </w:tr>
+      <w:tr>
+        <w:tc>
+          <w:tcPr>
+            <w:tcW w:w="1129" w:type="dxa"/>
+          </w:tcPr>
+          <w:p>
+            <w:pPr>
+              <w:tabs>
+                <w:tab w:val="left" w:pos="5652"/>
+              </w:tabs>
+              <w:jc w:val="center"/>
+            </w:pPr>
+            <w:r>
+              <w:t>6</w:t>
+            </w:r>
+          </w:p>
+        </w:tc>
+        <w:tc>
+          <w:tcPr>
+            <w:tcW w:w="1560" w:type="dxa"/>
+          </w:tcPr>
+          <w:p>
+            <w:pPr>
+              <w:tabs>
+                <w:tab w:val="left" w:pos="5652"/>
+              </w:tabs>
+              <w:jc w:val="center"/>
+            </w:pPr>
+          </w:p>
+        </w:tc>
+        <w:tc>
+          <w:tcPr>
+            <w:tcW w:w="1275" w:type="dxa"/>
+          </w:tcPr>
+          <w:p>
+            <w:pPr>
+              <w:tabs>
+                <w:tab w:val="left" w:pos="5652"/>
+              </w:tabs>
+              <w:jc w:val="center"/>
+            </w:pPr>
+          </w:p>
+        </w:tc>
+        <w:tc>
+          <w:tcPr>
+            <w:tcW w:w="1276" w:type="dxa"/>
+          </w:tcPr>
+          <w:p>
+            <w:pPr>
+              <w:tabs>
+                <w:tab w:val="left" w:pos="5652"/>
+              </w:tabs>
+              <w:jc w:val="center"/>
+            </w:pPr>
+          </w:p>
+        </w:tc>
+        <w:tc>
+          <w:tcPr>
+            <w:tcW w:w="1418" w:type="dxa"/>
+          </w:tcPr>
+          <w:p>
+            <w:pPr>
+              <w:tabs>
+                <w:tab w:val="left" w:pos="5652"/>
+              </w:tabs>
+              <w:jc w:val="center"/>
+            </w:pPr>
+          </w:p>
+        </w:tc>
+      </w:tr>
+      <w:tr>
+        <w:tc>
+          <w:tcPr>
+            <w:tcW w:w="1129" w:type="dxa"/>
+          </w:tcPr>
+          <w:p>
+            <w:pPr>
+              <w:tabs>
+                <w:tab w:val="left" w:pos="5652"/>
+              </w:tabs>
+              <w:jc w:val="center"/>
+            </w:pPr>
+            <w:r>
+              <w:t>7</w:t>
+            </w:r>
+          </w:p>
+        </w:tc>
+        <w:tc>
+          <w:tcPr>
+            <w:tcW w:w="1560" w:type="dxa"/>
+          </w:tcPr>
+          <w:p>
+            <w:pPr>
+              <w:tabs>
+                <w:tab w:val="left" w:pos="5652"/>
+              </w:tabs>
+              <w:jc w:val="center"/>
+            </w:pPr>
+          </w:p>
+        </w:tc>
+        <w:tc>
+          <w:tcPr>
+            <w:tcW w:w="1275" w:type="dxa"/>
+          </w:tcPr>
+          <w:p>
+            <w:pPr>
+              <w:tabs>
+                <w:tab w:val="left" w:pos="5652"/>
+              </w:tabs>
+              <w:jc w:val="center"/>
+            </w:pPr>
+          </w:p>
+        </w:tc>
+        <w:tc>
+          <w:tcPr>
+            <w:tcW w:w="1276" w:type="dxa"/>
+          </w:tcPr>
+          <w:p>
+            <w:pPr>
+              <w:tabs>
+                <w:tab w:val="left" w:pos="5652"/>
+              </w:tabs>
+              <w:jc w:val="center"/>
+            </w:pPr>
+          </w:p>
+        </w:tc>
+        <w:tc>
+          <w:tcPr>
+            <w:tcW w:w="1418" w:type="dxa"/>
+          </w:tcPr>
+          <w:p>
+            <w:pPr>
+              <w:tabs>
+                <w:tab w:val="left" w:pos="5652"/>
+              </w:tabs>
+              <w:jc w:val="center"/>
+            </w:pPr>
+          </w:p>
+        </w:tc>
+      </w:tr>
+      <w:tr>
+        <w:tc>
+          <w:tcPr>
+            <w:tcW w:w="1129" w:type="dxa"/>
+          </w:tcPr>
+          <w:p>
+            <w:pPr>
+              <w:tabs>
+                <w:tab w:val="left" w:pos="5652"/>
+              </w:tabs>
+              <w:jc w:val="center"/>
+            </w:pPr>
+            <w:r>
+              <w:lastRenderedPageBreak/>
+              <w:t>8</w:t>
+            </w:r>
+          </w:p>
+        </w:tc>
+        <w:tc>
+          <w:tcPr>
+            <w:tcW w:w="1560" w:type="dxa"/>
+          </w:tcPr>
+          <w:p>
+            <w:pPr>
+              <w:tabs>
+                <w:tab w:val="left" w:pos="5652"/>
+              </w:tabs>
+              <w:jc w:val="center"/>
+            </w:pPr>
+          </w:p>
+        </w:tc>
+        <w:tc>
+          <w:tcPr>
+            <w:tcW w:w="1275" w:type="dxa"/>
+          </w:tcPr>
+          <w:p>
+            <w:pPr>
+              <w:tabs>
+                <w:tab w:val="left" w:pos="5652"/>
+              </w:tabs>
+              <w:jc w:val="center"/>
+            </w:pPr>
+          </w:p>
+        </w:tc>
+        <w:tc>
+          <w:tcPr>
+            <w:tcW w:w="1276" w:type="dxa"/>
+          </w:tcPr>
+          <w:p>
+            <w:pPr>
+              <w:tabs>
+                <w:tab w:val="left" w:pos="5652"/>
+              </w:tabs>
+              <w:jc w:val="center"/>
+            </w:pPr>
+          </w:p>
+        </w:tc>
+        <w:tc>
+          <w:tcPr>
+            <w:tcW w:w="1418" w:type="dxa"/>
+          </w:tcPr>
+          <w:p>
+            <w:pPr>
+              <w:tabs>
+                <w:tab w:val="left" w:pos="5652"/>
+              </w:tabs>
+              <w:jc w:val="center"/>
+            </w:pPr>
+          </w:p>
+        </w:tc>
+      </w:tr>
+      <w:tr>
+        <w:tc>
+          <w:tcPr>
+            <w:tcW w:w="1129" w:type="dxa"/>
+          </w:tcPr>
+          <w:p>
+            <w:pPr>
+              <w:tabs>
+                <w:tab w:val="left" w:pos="5652"/>
+              </w:tabs>
+              <w:jc w:val="center"/>
+            </w:pPr>
+            <w:r>
+              <w:t>9</w:t>
+            </w:r>
+          </w:p>
+        </w:tc>
+        <w:tc>
+          <w:tcPr>
+            <w:tcW w:w="1560" w:type="dxa"/>
+          </w:tcPr>
+          <w:p>
+            <w:pPr>
+              <w:tabs>
+                <w:tab w:val="left" w:pos="5652"/>
+              </w:tabs>
+              <w:jc w:val="center"/>
+            </w:pPr>
+          </w:p>
+        </w:tc>
+        <w:tc>
+          <w:tcPr>
+            <w:tcW w:w="1275" w:type="dxa"/>
+          </w:tcPr>
+          <w:p>
+            <w:pPr>
+              <w:tabs>
+                <w:tab w:val="left" w:pos="5652"/>
+              </w:tabs>
+              <w:jc w:val="center"/>
+            </w:pPr>
+          </w:p>
+        </w:tc>
+        <w:tc>
+          <w:tcPr>
+            <w:tcW w:w="1276" w:type="dxa"/>
+          </w:tcPr>
+          <w:p>
+            <w:pPr>
+              <w:tabs>
+                <w:tab w:val="left" w:pos="5652"/>
+              </w:tabs>
+              <w:jc w:val="center"/>
+            </w:pPr>
+          </w:p>
+        </w:tc>
+        <w:tc>
+          <w:tcPr>
+            <w:tcW w:w="1418" w:type="dxa"/>
+          </w:tcPr>
+          <w:p>
+            <w:pPr>
+              <w:tabs>
+                <w:tab w:val="left" w:pos="5652"/>
+              </w:tabs>
+              <w:jc w:val="center"/>
+            </w:pPr>
+          </w:p>
+        </w:tc>
+      </w:tr>
+      <w:tr>
+        <w:tc>
+          <w:tcPr>
+            <w:tcW w:w="1129" w:type="dxa"/>
+          </w:tcPr>
+          <w:p>
+            <w:pPr>
+              <w:tabs>
+                <w:tab w:val="left" w:pos="5652"/>
+              </w:tabs>
+              <w:jc w:val="center"/>
+            </w:pPr>
+            <w:r>
+              <w:t>10</w:t>
+            </w:r>
+          </w:p>
+        </w:tc>
+        <w:tc>
+          <w:tcPr>
+            <w:tcW w:w="1560" w:type="dxa"/>
+          </w:tcPr>
+          <w:p>
+            <w:pPr>
+              <w:tabs>
+                <w:tab w:val="left" w:pos="5652"/>
+              </w:tabs>
+              <w:jc w:val="center"/>
+            </w:pPr>
+          </w:p>
+        </w:tc>
+        <w:tc>
+          <w:tcPr>
+            <w:tcW w:w="1275" w:type="dxa"/>
+          </w:tcPr>
+          <w:p>
+            <w:pPr>
+              <w:tabs>
+                <w:tab w:val="left" w:pos="5652"/>
+              </w:tabs>
+              <w:jc w:val="center"/>
+            </w:pPr>
+          </w:p>
+        </w:tc>
+        <w:tc>
+          <w:tcPr>
+            <w:tcW w:w="1276" w:type="dxa"/>
+          </w:tcPr>
+          <w:p>
+            <w:pPr>
+              <w:tabs>
+                <w:tab w:val="left" w:pos="5652"/>
+              </w:tabs>
+              <w:jc w:val="center"/>
+            </w:pPr>
+          </w:p>
+        </w:tc>
+        <w:tc>
+          <w:tcPr>
+            <w:tcW w:w="1418" w:type="dxa"/>
+          </w:tcPr>
+          <w:p>
+            <w:pPr>
+              <w:tabs>
+                <w:tab w:val="left" w:pos="5652"/>
+              </w:tabs>
+              <w:jc w:val="center"/>
+            </w:pPr>
+          </w:p>
+        </w:tc>
+      </w:tr>
+    </w:tbl>
+    <w:p>
+      <w:pPr>
+        <w:tabs>
+          <w:tab w:val="left" w:pos="5652"/>
+        </w:tabs>
+        <w:ind w:firstLine="709"/>
         <w:sectPr>
           <w:pgSz w:w="11906" w:h="16838" w:code="9"/>
           <w:pgMar w:top="2268" w:right="1701" w:bottom="1701" w:left="2268" w:header="720" w:footer="720" w:gutter="0"/>
@@ -45377,7 +47015,7 @@
         <w:rFonts w:ascii="Symbol" w:hAnsi="Symbol" w:hint="default"/>
       </w:rPr>
     </w:lvl>
-    <w:lvl w:ilvl="1" w:tplc="38090003" w:tentative="1">
+    <w:lvl w:ilvl="1" w:tplc="38090003">
       <w:start w:val="1"/>
       <w:numFmt w:val="bullet"/>
       <w:lvlText w:val="o"/>
@@ -45852,6 +47490,92 @@
     </w:lvl>
   </w:abstractNum>
   <w:abstractNum w:abstractNumId="10" w15:restartNumberingAfterBreak="0">
+    <w:nsid w:val="181808D0"/>
+    <w:multiLevelType w:val="hybridMultilevel"/>
+    <w:tmpl w:val="A5F63A48"/>
+    <w:lvl w:ilvl="0" w:tplc="3809000F">
+      <w:start w:val="1"/>
+      <w:numFmt w:val="decimal"/>
+      <w:lvlText w:val="%1."/>
+      <w:lvlJc w:val="left"/>
+      <w:pPr>
+        <w:ind w:left="1429" w:hanging="360"/>
+      </w:pPr>
+    </w:lvl>
+    <w:lvl w:ilvl="1" w:tplc="38090019" w:tentative="1">
+      <w:start w:val="1"/>
+      <w:numFmt w:val="lowerLetter"/>
+      <w:lvlText w:val="%2."/>
+      <w:lvlJc w:val="left"/>
+      <w:pPr>
+        <w:ind w:left="2149" w:hanging="360"/>
+      </w:pPr>
+    </w:lvl>
+    <w:lvl w:ilvl="2" w:tplc="3809001B" w:tentative="1">
+      <w:start w:val="1"/>
+      <w:numFmt w:val="lowerRoman"/>
+      <w:lvlText w:val="%3."/>
+      <w:lvlJc w:val="right"/>
+      <w:pPr>
+        <w:ind w:left="2869" w:hanging="180"/>
+      </w:pPr>
+    </w:lvl>
+    <w:lvl w:ilvl="3" w:tplc="3809000F" w:tentative="1">
+      <w:start w:val="1"/>
+      <w:numFmt w:val="decimal"/>
+      <w:lvlText w:val="%4."/>
+      <w:lvlJc w:val="left"/>
+      <w:pPr>
+        <w:ind w:left="3589" w:hanging="360"/>
+      </w:pPr>
+    </w:lvl>
+    <w:lvl w:ilvl="4" w:tplc="38090019" w:tentative="1">
+      <w:start w:val="1"/>
+      <w:numFmt w:val="lowerLetter"/>
+      <w:lvlText w:val="%5."/>
+      <w:lvlJc w:val="left"/>
+      <w:pPr>
+        <w:ind w:left="4309" w:hanging="360"/>
+      </w:pPr>
+    </w:lvl>
+    <w:lvl w:ilvl="5" w:tplc="3809001B" w:tentative="1">
+      <w:start w:val="1"/>
+      <w:numFmt w:val="lowerRoman"/>
+      <w:lvlText w:val="%6."/>
+      <w:lvlJc w:val="right"/>
+      <w:pPr>
+        <w:ind w:left="5029" w:hanging="180"/>
+      </w:pPr>
+    </w:lvl>
+    <w:lvl w:ilvl="6" w:tplc="3809000F" w:tentative="1">
+      <w:start w:val="1"/>
+      <w:numFmt w:val="decimal"/>
+      <w:lvlText w:val="%7."/>
+      <w:lvlJc w:val="left"/>
+      <w:pPr>
+        <w:ind w:left="5749" w:hanging="360"/>
+      </w:pPr>
+    </w:lvl>
+    <w:lvl w:ilvl="7" w:tplc="38090019" w:tentative="1">
+      <w:start w:val="1"/>
+      <w:numFmt w:val="lowerLetter"/>
+      <w:lvlText w:val="%8."/>
+      <w:lvlJc w:val="left"/>
+      <w:pPr>
+        <w:ind w:left="6469" w:hanging="360"/>
+      </w:pPr>
+    </w:lvl>
+    <w:lvl w:ilvl="8" w:tplc="3809001B" w:tentative="1">
+      <w:start w:val="1"/>
+      <w:numFmt w:val="lowerRoman"/>
+      <w:lvlText w:val="%9."/>
+      <w:lvlJc w:val="right"/>
+      <w:pPr>
+        <w:ind w:left="7189" w:hanging="180"/>
+      </w:pPr>
+    </w:lvl>
+  </w:abstractNum>
+  <w:abstractNum w:abstractNumId="11" w15:restartNumberingAfterBreak="0">
     <w:nsid w:val="18D840E5"/>
     <w:multiLevelType w:val="hybridMultilevel"/>
     <w:tmpl w:val="97B68AD8"/>
@@ -45964,7 +47688,7 @@
       </w:pPr>
     </w:lvl>
   </w:abstractNum>
-  <w:abstractNum w:abstractNumId="11" w15:restartNumberingAfterBreak="0">
+  <w:abstractNum w:abstractNumId="12" w15:restartNumberingAfterBreak="0">
     <w:nsid w:val="1B6A59F5"/>
     <w:multiLevelType w:val="hybridMultilevel"/>
     <w:tmpl w:val="C6AE7728"/>
@@ -46053,7 +47777,7 @@
       </w:pPr>
     </w:lvl>
   </w:abstractNum>
-  <w:abstractNum w:abstractNumId="12" w15:restartNumberingAfterBreak="0">
+  <w:abstractNum w:abstractNumId="13" w15:restartNumberingAfterBreak="0">
     <w:nsid w:val="1D2D7AB8"/>
     <w:multiLevelType w:val="hybridMultilevel"/>
     <w:tmpl w:val="F6548A0A"/>
@@ -46142,7 +47866,7 @@
       </w:pPr>
     </w:lvl>
   </w:abstractNum>
-  <w:abstractNum w:abstractNumId="13" w15:restartNumberingAfterBreak="0">
+  <w:abstractNum w:abstractNumId="14" w15:restartNumberingAfterBreak="0">
     <w:nsid w:val="2EAE132A"/>
     <w:multiLevelType w:val="hybridMultilevel"/>
     <w:tmpl w:val="62CC950A"/>
@@ -46228,7 +47952,7 @@
       </w:pPr>
     </w:lvl>
   </w:abstractNum>
-  <w:abstractNum w:abstractNumId="14" w15:restartNumberingAfterBreak="0">
+  <w:abstractNum w:abstractNumId="15" w15:restartNumberingAfterBreak="0">
     <w:nsid w:val="2F42404B"/>
     <w:multiLevelType w:val="hybridMultilevel"/>
     <w:tmpl w:val="9612C7CC"/>
@@ -46314,7 +48038,7 @@
       </w:pPr>
     </w:lvl>
   </w:abstractNum>
-  <w:abstractNum w:abstractNumId="15" w15:restartNumberingAfterBreak="0">
+  <w:abstractNum w:abstractNumId="16" w15:restartNumberingAfterBreak="0">
     <w:nsid w:val="301974EF"/>
     <w:multiLevelType w:val="hybridMultilevel"/>
     <w:tmpl w:val="ACA6029C"/>
@@ -46427,7 +48151,7 @@
       </w:pPr>
     </w:lvl>
   </w:abstractNum>
-  <w:abstractNum w:abstractNumId="16" w15:restartNumberingAfterBreak="0">
+  <w:abstractNum w:abstractNumId="17" w15:restartNumberingAfterBreak="0">
     <w:nsid w:val="316E0705"/>
     <w:multiLevelType w:val="hybridMultilevel"/>
     <w:tmpl w:val="0AAA6AF4"/>
@@ -46540,7 +48264,96 @@
       </w:pPr>
     </w:lvl>
   </w:abstractNum>
-  <w:abstractNum w:abstractNumId="17" w15:restartNumberingAfterBreak="0">
+  <w:abstractNum w:abstractNumId="18" w15:restartNumberingAfterBreak="0">
+    <w:nsid w:val="37556515"/>
+    <w:multiLevelType w:val="hybridMultilevel"/>
+    <w:tmpl w:val="0B064130"/>
+    <w:lvl w:ilvl="0" w:tplc="38090001">
+      <w:start w:val="1"/>
+      <w:numFmt w:val="bullet"/>
+      <w:lvlText w:val=""/>
+      <w:lvlJc w:val="left"/>
+      <w:pPr>
+        <w:ind w:left="1429" w:hanging="360"/>
+      </w:pPr>
+      <w:rPr>
+        <w:rFonts w:ascii="Symbol" w:hAnsi="Symbol" w:hint="default"/>
+      </w:rPr>
+    </w:lvl>
+    <w:lvl w:ilvl="1" w:tplc="FFFFFFFF" w:tentative="1">
+      <w:start w:val="1"/>
+      <w:numFmt w:val="lowerLetter"/>
+      <w:lvlText w:val="%2."/>
+      <w:lvlJc w:val="left"/>
+      <w:pPr>
+        <w:ind w:left="2149" w:hanging="360"/>
+      </w:pPr>
+    </w:lvl>
+    <w:lvl w:ilvl="2" w:tplc="FFFFFFFF" w:tentative="1">
+      <w:start w:val="1"/>
+      <w:numFmt w:val="lowerRoman"/>
+      <w:lvlText w:val="%3."/>
+      <w:lvlJc w:val="right"/>
+      <w:pPr>
+        <w:ind w:left="2869" w:hanging="180"/>
+      </w:pPr>
+    </w:lvl>
+    <w:lvl w:ilvl="3" w:tplc="FFFFFFFF" w:tentative="1">
+      <w:start w:val="1"/>
+      <w:numFmt w:val="decimal"/>
+      <w:lvlText w:val="%4."/>
+      <w:lvlJc w:val="left"/>
+      <w:pPr>
+        <w:ind w:left="3589" w:hanging="360"/>
+      </w:pPr>
+    </w:lvl>
+    <w:lvl w:ilvl="4" w:tplc="FFFFFFFF" w:tentative="1">
+      <w:start w:val="1"/>
+      <w:numFmt w:val="lowerLetter"/>
+      <w:lvlText w:val="%5."/>
+      <w:lvlJc w:val="left"/>
+      <w:pPr>
+        <w:ind w:left="4309" w:hanging="360"/>
+      </w:pPr>
+    </w:lvl>
+    <w:lvl w:ilvl="5" w:tplc="FFFFFFFF" w:tentative="1">
+      <w:start w:val="1"/>
+      <w:numFmt w:val="lowerRoman"/>
+      <w:lvlText w:val="%6."/>
+      <w:lvlJc w:val="right"/>
+      <w:pPr>
+        <w:ind w:left="5029" w:hanging="180"/>
+      </w:pPr>
+    </w:lvl>
+    <w:lvl w:ilvl="6" w:tplc="FFFFFFFF" w:tentative="1">
+      <w:start w:val="1"/>
+      <w:numFmt w:val="decimal"/>
+      <w:lvlText w:val="%7."/>
+      <w:lvlJc w:val="left"/>
+      <w:pPr>
+        <w:ind w:left="5749" w:hanging="360"/>
+      </w:pPr>
+    </w:lvl>
+    <w:lvl w:ilvl="7" w:tplc="FFFFFFFF" w:tentative="1">
+      <w:start w:val="1"/>
+      <w:numFmt w:val="lowerLetter"/>
+      <w:lvlText w:val="%8."/>
+      <w:lvlJc w:val="left"/>
+      <w:pPr>
+        <w:ind w:left="6469" w:hanging="360"/>
+      </w:pPr>
+    </w:lvl>
+    <w:lvl w:ilvl="8" w:tplc="FFFFFFFF" w:tentative="1">
+      <w:start w:val="1"/>
+      <w:numFmt w:val="lowerRoman"/>
+      <w:lvlText w:val="%9."/>
+      <w:lvlJc w:val="right"/>
+      <w:pPr>
+        <w:ind w:left="7189" w:hanging="180"/>
+      </w:pPr>
+    </w:lvl>
+  </w:abstractNum>
+  <w:abstractNum w:abstractNumId="19" w15:restartNumberingAfterBreak="0">
     <w:nsid w:val="38071F90"/>
     <w:multiLevelType w:val="hybridMultilevel"/>
     <w:tmpl w:val="09009092"/>
@@ -46652,7 +48465,7 @@
       </w:rPr>
     </w:lvl>
   </w:abstractNum>
-  <w:abstractNum w:abstractNumId="18" w15:restartNumberingAfterBreak="0">
+  <w:abstractNum w:abstractNumId="20" w15:restartNumberingAfterBreak="0">
     <w:nsid w:val="39065DF9"/>
     <w:multiLevelType w:val="hybridMultilevel"/>
     <w:tmpl w:val="A224B9B4"/>
@@ -46742,7 +48555,7 @@
       </w:pPr>
     </w:lvl>
   </w:abstractNum>
-  <w:abstractNum w:abstractNumId="19" w15:restartNumberingAfterBreak="0">
+  <w:abstractNum w:abstractNumId="21" w15:restartNumberingAfterBreak="0">
     <w:nsid w:val="3D6F1C83"/>
     <w:multiLevelType w:val="hybridMultilevel"/>
     <w:tmpl w:val="2DF2F63C"/>
@@ -46855,7 +48668,7 @@
       </w:rPr>
     </w:lvl>
   </w:abstractNum>
-  <w:abstractNum w:abstractNumId="20" w15:restartNumberingAfterBreak="0">
+  <w:abstractNum w:abstractNumId="22" w15:restartNumberingAfterBreak="0">
     <w:nsid w:val="3E075ABB"/>
     <w:multiLevelType w:val="hybridMultilevel"/>
     <w:tmpl w:val="FF32B59A"/>
@@ -46941,7 +48754,7 @@
       </w:pPr>
     </w:lvl>
   </w:abstractNum>
-  <w:abstractNum w:abstractNumId="21" w15:restartNumberingAfterBreak="0">
+  <w:abstractNum w:abstractNumId="23" w15:restartNumberingAfterBreak="0">
     <w:nsid w:val="3E3B27E5"/>
     <w:multiLevelType w:val="hybridMultilevel"/>
     <w:tmpl w:val="7E668108"/>
@@ -47027,7 +48840,7 @@
       </w:pPr>
     </w:lvl>
   </w:abstractNum>
-  <w:abstractNum w:abstractNumId="22" w15:restartNumberingAfterBreak="0">
+  <w:abstractNum w:abstractNumId="24" w15:restartNumberingAfterBreak="0">
     <w:nsid w:val="3EF57EA7"/>
     <w:multiLevelType w:val="hybridMultilevel"/>
     <w:tmpl w:val="64CEBADE"/>
@@ -47113,7 +48926,7 @@
       </w:pPr>
     </w:lvl>
   </w:abstractNum>
-  <w:abstractNum w:abstractNumId="23" w15:restartNumberingAfterBreak="0">
+  <w:abstractNum w:abstractNumId="25" w15:restartNumberingAfterBreak="0">
     <w:nsid w:val="42CB23DF"/>
     <w:multiLevelType w:val="hybridMultilevel"/>
     <w:tmpl w:val="B01A8CEE"/>
@@ -47226,7 +49039,7 @@
       </w:rPr>
     </w:lvl>
   </w:abstractNum>
-  <w:abstractNum w:abstractNumId="24" w15:restartNumberingAfterBreak="0">
+  <w:abstractNum w:abstractNumId="26" w15:restartNumberingAfterBreak="0">
     <w:nsid w:val="495F0777"/>
     <w:multiLevelType w:val="hybridMultilevel"/>
     <w:tmpl w:val="2C867064"/>
@@ -47312,7 +49125,7 @@
       </w:pPr>
     </w:lvl>
   </w:abstractNum>
-  <w:abstractNum w:abstractNumId="25" w15:restartNumberingAfterBreak="0">
+  <w:abstractNum w:abstractNumId="27" w15:restartNumberingAfterBreak="0">
     <w:nsid w:val="4C0E0B6B"/>
     <w:multiLevelType w:val="hybridMultilevel"/>
     <w:tmpl w:val="6BD42AEE"/>
@@ -47425,7 +49238,7 @@
       </w:rPr>
     </w:lvl>
   </w:abstractNum>
-  <w:abstractNum w:abstractNumId="26" w15:restartNumberingAfterBreak="0">
+  <w:abstractNum w:abstractNumId="28" w15:restartNumberingAfterBreak="0">
     <w:nsid w:val="4FF5387A"/>
     <w:multiLevelType w:val="hybridMultilevel"/>
     <w:tmpl w:val="CF3A966E"/>
@@ -47537,7 +49350,7 @@
       </w:rPr>
     </w:lvl>
   </w:abstractNum>
-  <w:abstractNum w:abstractNumId="27" w15:restartNumberingAfterBreak="0">
+  <w:abstractNum w:abstractNumId="29" w15:restartNumberingAfterBreak="0">
     <w:nsid w:val="522401BF"/>
     <w:multiLevelType w:val="hybridMultilevel"/>
     <w:tmpl w:val="E38642B8"/>
@@ -47623,7 +49436,7 @@
       </w:pPr>
     </w:lvl>
   </w:abstractNum>
-  <w:abstractNum w:abstractNumId="28" w15:restartNumberingAfterBreak="0">
+  <w:abstractNum w:abstractNumId="30" w15:restartNumberingAfterBreak="0">
     <w:nsid w:val="55920297"/>
     <w:multiLevelType w:val="hybridMultilevel"/>
     <w:tmpl w:val="2B640192"/>
@@ -47709,7 +49522,7 @@
       </w:pPr>
     </w:lvl>
   </w:abstractNum>
-  <w:abstractNum w:abstractNumId="29" w15:restartNumberingAfterBreak="0">
+  <w:abstractNum w:abstractNumId="31" w15:restartNumberingAfterBreak="0">
     <w:nsid w:val="564E42A3"/>
     <w:multiLevelType w:val="hybridMultilevel"/>
     <w:tmpl w:val="50D67B0C"/>
@@ -47822,7 +49635,7 @@
       </w:rPr>
     </w:lvl>
   </w:abstractNum>
-  <w:abstractNum w:abstractNumId="30" w15:restartNumberingAfterBreak="0">
+  <w:abstractNum w:abstractNumId="32" w15:restartNumberingAfterBreak="0">
     <w:nsid w:val="5688748C"/>
     <w:multiLevelType w:val="hybridMultilevel"/>
     <w:tmpl w:val="E7AAF940"/>
@@ -47911,7 +49724,7 @@
       </w:pPr>
     </w:lvl>
   </w:abstractNum>
-  <w:abstractNum w:abstractNumId="31" w15:restartNumberingAfterBreak="0">
+  <w:abstractNum w:abstractNumId="33" w15:restartNumberingAfterBreak="0">
     <w:nsid w:val="5D815B79"/>
     <w:multiLevelType w:val="hybridMultilevel"/>
     <w:tmpl w:val="F7AE73F2"/>
@@ -47997,7 +49810,7 @@
       </w:pPr>
     </w:lvl>
   </w:abstractNum>
-  <w:abstractNum w:abstractNumId="32" w15:restartNumberingAfterBreak="0">
+  <w:abstractNum w:abstractNumId="34" w15:restartNumberingAfterBreak="0">
     <w:nsid w:val="643642F3"/>
     <w:multiLevelType w:val="hybridMultilevel"/>
     <w:tmpl w:val="68A04856"/>
@@ -48110,7 +49923,7 @@
       </w:rPr>
     </w:lvl>
   </w:abstractNum>
-  <w:abstractNum w:abstractNumId="33" w15:restartNumberingAfterBreak="0">
+  <w:abstractNum w:abstractNumId="35" w15:restartNumberingAfterBreak="0">
     <w:nsid w:val="72AE5BD9"/>
     <w:multiLevelType w:val="hybridMultilevel"/>
     <w:tmpl w:val="A5AC5CD0"/>
@@ -48223,7 +50036,7 @@
       </w:pPr>
     </w:lvl>
   </w:abstractNum>
-  <w:abstractNum w:abstractNumId="34" w15:restartNumberingAfterBreak="0">
+  <w:abstractNum w:abstractNumId="36" w15:restartNumberingAfterBreak="0">
     <w:nsid w:val="72EF1626"/>
     <w:multiLevelType w:val="hybridMultilevel"/>
     <w:tmpl w:val="DB3E5E08"/>
@@ -48309,7 +50122,7 @@
       </w:pPr>
     </w:lvl>
   </w:abstractNum>
-  <w:abstractNum w:abstractNumId="35" w15:restartNumberingAfterBreak="0">
+  <w:abstractNum w:abstractNumId="37" w15:restartNumberingAfterBreak="0">
     <w:nsid w:val="7614243D"/>
     <w:multiLevelType w:val="hybridMultilevel"/>
     <w:tmpl w:val="7E947EFE"/>
@@ -48331,7 +50144,7 @@
         <w:ind w:left="1440" w:hanging="360"/>
       </w:pPr>
     </w:lvl>
-    <w:lvl w:ilvl="2" w:tplc="FFFFFFFF" w:tentative="1">
+    <w:lvl w:ilvl="2" w:tplc="FFFFFFFF">
       <w:start w:val="1"/>
       <w:numFmt w:val="lowerRoman"/>
       <w:lvlText w:val="%3."/>
@@ -48395,7 +50208,7 @@
       </w:pPr>
     </w:lvl>
   </w:abstractNum>
-  <w:abstractNum w:abstractNumId="36" w15:restartNumberingAfterBreak="0">
+  <w:abstractNum w:abstractNumId="38" w15:restartNumberingAfterBreak="0">
     <w:nsid w:val="772F18F3"/>
     <w:multiLevelType w:val="hybridMultilevel"/>
     <w:tmpl w:val="AF723C9C"/>
@@ -48481,7 +50294,7 @@
       </w:pPr>
     </w:lvl>
   </w:abstractNum>
-  <w:abstractNum w:abstractNumId="37" w15:restartNumberingAfterBreak="0">
+  <w:abstractNum w:abstractNumId="39" w15:restartNumberingAfterBreak="0">
     <w:nsid w:val="781800FF"/>
     <w:multiLevelType w:val="hybridMultilevel"/>
     <w:tmpl w:val="AA10D4DA"/>
@@ -48570,7 +50383,7 @@
       </w:pPr>
     </w:lvl>
   </w:abstractNum>
-  <w:abstractNum w:abstractNumId="38" w15:restartNumberingAfterBreak="0">
+  <w:abstractNum w:abstractNumId="40" w15:restartNumberingAfterBreak="0">
     <w:nsid w:val="78E701F7"/>
     <w:multiLevelType w:val="hybridMultilevel"/>
     <w:tmpl w:val="FA86AD8E"/>
@@ -48656,7 +50469,7 @@
       </w:pPr>
     </w:lvl>
   </w:abstractNum>
-  <w:abstractNum w:abstractNumId="39" w15:restartNumberingAfterBreak="0">
+  <w:abstractNum w:abstractNumId="41" w15:restartNumberingAfterBreak="0">
     <w:nsid w:val="7C286BA1"/>
     <w:multiLevelType w:val="hybridMultilevel"/>
     <w:tmpl w:val="8BD4BC5E"/>
@@ -48769,7 +50582,7 @@
       </w:pPr>
     </w:lvl>
   </w:abstractNum>
-  <w:abstractNum w:abstractNumId="40" w15:restartNumberingAfterBreak="0">
+  <w:abstractNum w:abstractNumId="42" w15:restartNumberingAfterBreak="0">
     <w:nsid w:val="7CD666B2"/>
     <w:multiLevelType w:val="hybridMultilevel"/>
     <w:tmpl w:val="1B38770E"/>
@@ -48882,7 +50695,7 @@
       </w:pPr>
     </w:lvl>
   </w:abstractNum>
-  <w:abstractNum w:abstractNumId="41" w15:restartNumberingAfterBreak="0">
+  <w:abstractNum w:abstractNumId="43" w15:restartNumberingAfterBreak="0">
     <w:nsid w:val="7E671C94"/>
     <w:multiLevelType w:val="hybridMultilevel"/>
     <w:tmpl w:val="D9DC44B2"/>
@@ -48968,7 +50781,7 @@
       </w:pPr>
     </w:lvl>
   </w:abstractNum>
-  <w:abstractNum w:abstractNumId="42" w15:restartNumberingAfterBreak="0">
+  <w:abstractNum w:abstractNumId="44" w15:restartNumberingAfterBreak="0">
     <w:nsid w:val="7F524417"/>
     <w:multiLevelType w:val="hybridMultilevel"/>
     <w:tmpl w:val="B4745BBA"/>
@@ -49082,31 +50895,31 @@
     </w:lvl>
   </w:abstractNum>
   <w:num w:numId="1" w16cid:durableId="1213229095">
+    <w:abstractNumId w:val="17"/>
+  </w:num>
+  <w:num w:numId="2" w16cid:durableId="1864707656">
+    <w:abstractNumId w:val="11"/>
+  </w:num>
+  <w:num w:numId="3" w16cid:durableId="1977179859">
+    <w:abstractNumId w:val="35"/>
+  </w:num>
+  <w:num w:numId="4" w16cid:durableId="83917238">
+    <w:abstractNumId w:val="41"/>
+  </w:num>
+  <w:num w:numId="5" w16cid:durableId="1432359020">
+    <w:abstractNumId w:val="42"/>
+  </w:num>
+  <w:num w:numId="6" w16cid:durableId="541983555">
     <w:abstractNumId w:val="16"/>
   </w:num>
-  <w:num w:numId="2" w16cid:durableId="1864707656">
-    <w:abstractNumId w:val="10"/>
-  </w:num>
-  <w:num w:numId="3" w16cid:durableId="1977179859">
-    <w:abstractNumId w:val="33"/>
-  </w:num>
-  <w:num w:numId="4" w16cid:durableId="83917238">
+  <w:num w:numId="7" w16cid:durableId="1488015381">
     <w:abstractNumId w:val="39"/>
-  </w:num>
-  <w:num w:numId="5" w16cid:durableId="1432359020">
-    <w:abstractNumId w:val="40"/>
-  </w:num>
-  <w:num w:numId="6" w16cid:durableId="541983555">
-    <w:abstractNumId w:val="15"/>
-  </w:num>
-  <w:num w:numId="7" w16cid:durableId="1488015381">
-    <w:abstractNumId w:val="37"/>
   </w:num>
   <w:num w:numId="8" w16cid:durableId="875654088">
     <w:abstractNumId w:val="4"/>
   </w:num>
   <w:num w:numId="9" w16cid:durableId="1471284787">
-    <w:abstractNumId w:val="19"/>
+    <w:abstractNumId w:val="21"/>
   </w:num>
   <w:num w:numId="10" w16cid:durableId="415447459">
     <w:abstractNumId w:val="8"/>
@@ -49115,49 +50928,49 @@
     <w:abstractNumId w:val="9"/>
   </w:num>
   <w:num w:numId="12" w16cid:durableId="1169755545">
-    <w:abstractNumId w:val="13"/>
+    <w:abstractNumId w:val="14"/>
   </w:num>
   <w:num w:numId="13" w16cid:durableId="390469635">
-    <w:abstractNumId w:val="21"/>
+    <w:abstractNumId w:val="23"/>
   </w:num>
   <w:num w:numId="14" w16cid:durableId="1003977098">
-    <w:abstractNumId w:val="20"/>
+    <w:abstractNumId w:val="22"/>
   </w:num>
   <w:num w:numId="15" w16cid:durableId="1405756071">
-    <w:abstractNumId w:val="34"/>
+    <w:abstractNumId w:val="36"/>
   </w:num>
   <w:num w:numId="16" w16cid:durableId="1280526650">
-    <w:abstractNumId w:val="31"/>
+    <w:abstractNumId w:val="33"/>
   </w:num>
   <w:num w:numId="17" w16cid:durableId="1498617409">
     <w:abstractNumId w:val="3"/>
   </w:num>
   <w:num w:numId="18" w16cid:durableId="1432312338">
-    <w:abstractNumId w:val="24"/>
+    <w:abstractNumId w:val="26"/>
   </w:num>
   <w:num w:numId="19" w16cid:durableId="1163007226">
-    <w:abstractNumId w:val="36"/>
+    <w:abstractNumId w:val="38"/>
   </w:num>
   <w:num w:numId="20" w16cid:durableId="1044138521">
-    <w:abstractNumId w:val="17"/>
+    <w:abstractNumId w:val="19"/>
   </w:num>
   <w:num w:numId="21" w16cid:durableId="1530142873">
-    <w:abstractNumId w:val="25"/>
+    <w:abstractNumId w:val="27"/>
   </w:num>
   <w:num w:numId="22" w16cid:durableId="1979412896">
-    <w:abstractNumId w:val="26"/>
+    <w:abstractNumId w:val="28"/>
   </w:num>
   <w:num w:numId="23" w16cid:durableId="136460034">
     <w:abstractNumId w:val="5"/>
   </w:num>
   <w:num w:numId="24" w16cid:durableId="2081099571">
-    <w:abstractNumId w:val="22"/>
+    <w:abstractNumId w:val="24"/>
   </w:num>
   <w:num w:numId="25" w16cid:durableId="1565219812">
     <w:abstractNumId w:val="2"/>
   </w:num>
   <w:num w:numId="26" w16cid:durableId="1451587976">
-    <w:abstractNumId w:val="18"/>
+    <w:abstractNumId w:val="20"/>
   </w:num>
   <w:num w:numId="27" w16cid:durableId="680278782">
     <w:abstractNumId w:val="0"/>
@@ -49166,49 +50979,55 @@
     <w:abstractNumId w:val="7"/>
   </w:num>
   <w:num w:numId="29" w16cid:durableId="1523855018">
-    <w:abstractNumId w:val="38"/>
+    <w:abstractNumId w:val="40"/>
   </w:num>
   <w:num w:numId="30" w16cid:durableId="2089382071">
-    <w:abstractNumId w:val="41"/>
+    <w:abstractNumId w:val="43"/>
   </w:num>
   <w:num w:numId="31" w16cid:durableId="1143081405">
-    <w:abstractNumId w:val="27"/>
+    <w:abstractNumId w:val="29"/>
   </w:num>
   <w:num w:numId="32" w16cid:durableId="449011196">
-    <w:abstractNumId w:val="32"/>
+    <w:abstractNumId w:val="34"/>
   </w:num>
   <w:num w:numId="33" w16cid:durableId="1875537073">
-    <w:abstractNumId w:val="42"/>
+    <w:abstractNumId w:val="44"/>
   </w:num>
   <w:num w:numId="34" w16cid:durableId="674042662">
-    <w:abstractNumId w:val="23"/>
+    <w:abstractNumId w:val="25"/>
   </w:num>
   <w:num w:numId="35" w16cid:durableId="471798351">
     <w:abstractNumId w:val="6"/>
   </w:num>
   <w:num w:numId="36" w16cid:durableId="770929493">
-    <w:abstractNumId w:val="28"/>
+    <w:abstractNumId w:val="30"/>
   </w:num>
   <w:num w:numId="37" w16cid:durableId="2006395912">
-    <w:abstractNumId w:val="35"/>
+    <w:abstractNumId w:val="37"/>
   </w:num>
   <w:num w:numId="38" w16cid:durableId="385572760">
-    <w:abstractNumId w:val="12"/>
+    <w:abstractNumId w:val="13"/>
   </w:num>
   <w:num w:numId="39" w16cid:durableId="789323546">
-    <w:abstractNumId w:val="29"/>
+    <w:abstractNumId w:val="31"/>
   </w:num>
   <w:num w:numId="40" w16cid:durableId="947470712">
-    <w:abstractNumId w:val="30"/>
+    <w:abstractNumId w:val="32"/>
   </w:num>
   <w:num w:numId="41" w16cid:durableId="1938633935">
-    <w:abstractNumId w:val="14"/>
+    <w:abstractNumId w:val="15"/>
   </w:num>
   <w:num w:numId="42" w16cid:durableId="88281169">
     <w:abstractNumId w:val="1"/>
   </w:num>
   <w:num w:numId="43" w16cid:durableId="461466780">
-    <w:abstractNumId w:val="11"/>
+    <w:abstractNumId w:val="12"/>
+  </w:num>
+  <w:num w:numId="44" w16cid:durableId="1086612687">
+    <w:abstractNumId w:val="10"/>
+  </w:num>
+  <w:num w:numId="45" w16cid:durableId="311099547">
+    <w:abstractNumId w:val="18"/>
   </w:num>
 </w:numbering>
 </file>
@@ -50217,6 +52036,8 @@
     <w:rsid w:val="000721D0"/>
     <w:rsid w:val="00086103"/>
     <w:rsid w:val="000C0CF9"/>
+    <w:rsid w:val="000D2F42"/>
+    <w:rsid w:val="000E7798"/>
     <w:rsid w:val="00107368"/>
     <w:rsid w:val="00120E91"/>
     <w:rsid w:val="001278BD"/>
@@ -50258,15 +52079,16 @@
     <w:rsid w:val="006E39F5"/>
     <w:rsid w:val="0070432F"/>
     <w:rsid w:val="00717991"/>
+    <w:rsid w:val="00757CF8"/>
     <w:rsid w:val="00763214"/>
     <w:rsid w:val="007A73F0"/>
     <w:rsid w:val="007C338F"/>
     <w:rsid w:val="007C7ADB"/>
     <w:rsid w:val="008127F7"/>
     <w:rsid w:val="00871807"/>
-    <w:rsid w:val="00883ADE"/>
     <w:rsid w:val="008C53C2"/>
     <w:rsid w:val="008D09EE"/>
+    <w:rsid w:val="008D117B"/>
     <w:rsid w:val="008D3900"/>
     <w:rsid w:val="00932327"/>
     <w:rsid w:val="009331E7"/>
@@ -50279,7 +52101,9 @@
     <w:rsid w:val="009D7134"/>
     <w:rsid w:val="00A067EF"/>
     <w:rsid w:val="00A42E9A"/>
+    <w:rsid w:val="00AC52EA"/>
     <w:rsid w:val="00B072DB"/>
+    <w:rsid w:val="00B1525F"/>
     <w:rsid w:val="00B25C8A"/>
     <w:rsid w:val="00B34E88"/>
     <w:rsid w:val="00B36424"/>

--- a/Mungkin Fix/3411211062_Muhammad Rizki Yanuar_TA.docx
+++ b/Mungkin Fix/3411211062_Muhammad Rizki Yanuar_TA.docx
@@ -5605,6 +5605,7 @@
       </w:pPr>
       <w:bookmarkStart w:id="11" w:name="_Toc199458559"/>
       <w:r>
+        <w:lastRenderedPageBreak/>
         <w:t>Metode Penelitian</w:t>
       </w:r>
       <w:bookmarkEnd w:id="11"/>
@@ -5621,10 +5622,10 @@
           <w:noProof/>
         </w:rPr>
         <w:drawing>
-          <wp:inline distT="0" distB="0" distL="0" distR="0" wp14:anchorId="60B6284C" wp14:editId="112773C9">
-            <wp:extent cx="4059555" cy="5244126"/>
-            <wp:effectExtent l="0" t="0" r="0" b="0"/>
-            <wp:docPr id="1851532816" name="Picture 2"/>
+          <wp:inline distT="0" distB="0" distL="0" distR="0" wp14:anchorId="451DD8F4" wp14:editId="00124456">
+            <wp:extent cx="4583743" cy="6035040"/>
+            <wp:effectExtent l="0" t="0" r="7620" b="3810"/>
+            <wp:docPr id="421742146" name="Picture 1"/>
             <wp:cNvGraphicFramePr>
               <a:graphicFrameLocks xmlns:a="http://schemas.openxmlformats.org/drawingml/2006/main" noChangeAspect="1"/>
             </wp:cNvGraphicFramePr>
@@ -5632,7 +5633,7 @@
               <a:graphicData uri="http://schemas.openxmlformats.org/drawingml/2006/picture">
                 <pic:pic xmlns:pic="http://schemas.openxmlformats.org/drawingml/2006/picture">
                   <pic:nvPicPr>
-                    <pic:cNvPr id="0" name="Picture 3"/>
+                    <pic:cNvPr id="0" name="Picture 1"/>
                     <pic:cNvPicPr>
                       <a:picLocks noChangeAspect="1" noChangeArrowheads="1"/>
                     </pic:cNvPicPr>
@@ -5653,7 +5654,7 @@
                   <pic:spPr bwMode="auto">
                     <a:xfrm>
                       <a:off x="0" y="0"/>
-                      <a:ext cx="4070162" cy="5257828"/>
+                      <a:ext cx="4585847" cy="6037810"/>
                     </a:xfrm>
                     <a:prstGeom prst="rect">
                       <a:avLst/>
@@ -5700,7 +5701,6 @@
         <w:ind w:left="426"/>
       </w:pPr>
       <w:r>
-        <w:lastRenderedPageBreak/>
         <w:t>Dataset</w:t>
       </w:r>
     </w:p>
@@ -5721,7 +5721,11 @@
         <w:t>3883</w:t>
       </w:r>
       <w:r>
-        <w:t xml:space="preserve"> film, dimana pada file rating.dat berisikan UserID, MovieID, Rating, Timestamp kemudian file users.dat berisikan UserID, Gender, Age, Occupation, Zip-Code, sedangkan file movies.dat berisikan MovieID, Title, Genres.</w:t>
+        <w:t xml:space="preserve"> film, dimana pada file rating.dat berisikan UserID, MovieID, Rating, Timestamp kemudian file users.dat berisikan </w:t>
+      </w:r>
+      <w:r>
+        <w:lastRenderedPageBreak/>
+        <w:t>UserID, Gender, Age, Occupation, Zip-Code, sedangkan file movies.dat berisikan MovieID, Title, Genres.</w:t>
       </w:r>
     </w:p>
     <w:p>
@@ -6094,7 +6098,6 @@
       </w:pPr>
       <w:bookmarkStart w:id="12" w:name="_Toc199458560"/>
       <w:r>
-        <w:lastRenderedPageBreak/>
         <w:t>Luaran dan Manfaat Penelitian</w:t>
       </w:r>
       <w:bookmarkEnd w:id="12"/>
@@ -6127,7 +6130,15 @@
           <w:b w:val="0"/>
           <w:bCs w:val="0"/>
         </w:rPr>
-        <w:t>rekomendasi yang relevan berdasarkan preferensi pengguna serta dapat mengurangi waktu komputasi model dalam pembelajaran. Manfaat yang dapat diambil dari penelitian ini adalah kemampuan untuk memberikan rekomendasi film yang lebih relevan dan personal kepada pengguna, dengan mempertimbangkan interaksi dan umpan balik dari pengguna</w:t>
+        <w:t xml:space="preserve">rekomendasi yang relevan berdasarkan preferensi pengguna serta </w:t>
+      </w:r>
+      <w:r>
+        <w:rPr>
+          <w:b w:val="0"/>
+          <w:bCs w:val="0"/>
+        </w:rPr>
+        <w:lastRenderedPageBreak/>
+        <w:t>dapat mengurangi waktu komputasi model dalam pembelajaran. Manfaat yang dapat diambil dari penelitian ini adalah kemampuan untuk memberikan rekomendasi film yang lebih relevan dan personal kepada pengguna, dengan mempertimbangkan interaksi dan umpan balik dari pengguna</w:t>
       </w:r>
       <w:r>
         <w:rPr>
@@ -13776,7 +13787,7 @@
                     </pic:cNvPicPr>
                   </pic:nvPicPr>
                   <pic:blipFill rotWithShape="1">
-                    <a:blip r:embed="rId10">
+                    <a:blip r:embed="rId11">
                       <a:extLst>
                         <a:ext uri="{28A0092B-C50C-407E-A947-70E740481C1C}">
                           <a14:useLocalDpi xmlns:a14="http://schemas.microsoft.com/office/drawing/2010/main" val="0"/>
@@ -15058,7 +15069,7 @@
                     </pic:cNvPicPr>
                   </pic:nvPicPr>
                   <pic:blipFill rotWithShape="1">
-                    <a:blip r:embed="rId11">
+                    <a:blip r:embed="rId12">
                       <a:extLst>
                         <a:ext uri="{28A0092B-C50C-407E-A947-70E740481C1C}">
                           <a14:useLocalDpi xmlns:a14="http://schemas.microsoft.com/office/drawing/2010/main" val="0"/>
@@ -20716,7 +20727,7 @@
                     <pic:cNvPicPr/>
                   </pic:nvPicPr>
                   <pic:blipFill>
-                    <a:blip r:embed="rId12"/>
+                    <a:blip r:embed="rId13"/>
                     <a:stretch>
                       <a:fillRect/>
                     </a:stretch>
@@ -35053,6 +35064,7 @@
     <w:rsid w:val="006806AF"/>
     <w:rsid w:val="006A398E"/>
     <w:rsid w:val="006E39F5"/>
+    <w:rsid w:val="006E7566"/>
     <w:rsid w:val="0070432F"/>
     <w:rsid w:val="00717991"/>
     <w:rsid w:val="00757CF8"/>
@@ -35076,6 +35088,7 @@
     <w:rsid w:val="0096334E"/>
     <w:rsid w:val="00983539"/>
     <w:rsid w:val="0098473E"/>
+    <w:rsid w:val="009974B6"/>
     <w:rsid w:val="009A7371"/>
     <w:rsid w:val="009C7824"/>
     <w:rsid w:val="009D113A"/>
